--- a/EN/modules/ROOT/attachments/ivy_mooncake-user-manual-v1.0beta1.docx
+++ b/EN/modules/ROOT/attachments/ivy_mooncake-user-manual-v1.0beta1.docx
@@ -1220,14 +1220,6 @@
         </w:tc>
       </w:tr>
       <w:tr>
-        <w:tblPrEx>
-          <w:tblCellMar>
-            <w:top w:w="0" w:type="dxa"/>
-            <w:left w:w="0" w:type="dxa"/>
-            <w:bottom w:w="0" w:type="dxa"/>
-            <w:right w:w="0" w:type="dxa"/>
-          </w:tblCellMar>
-        </w:tblPrEx>
         <w:trPr>
           <w:trHeight w:val="285" w:hRule="atLeast"/>
         </w:trPr>
@@ -2184,6 +2176,8 @@
               <w:color w:val="auto"/>
             </w:rPr>
           </w:pPr>
+          <w:bookmarkStart w:id="178" w:name="_GoBack"/>
+          <w:bookmarkEnd w:id="178"/>
           <w:r>
             <w:rPr>
               <w:color w:val="auto"/>
@@ -2227,7 +2221,7 @@
             <w:rPr>
               <w:lang w:val="zh-CN"/>
             </w:rPr>
-            <w:instrText xml:space="preserve"> HYPERLINK \l _Toc5266 </w:instrText>
+            <w:instrText xml:space="preserve"> HYPERLINK \l _Toc17602 </w:instrText>
           </w:r>
           <w:r>
             <w:rPr>
@@ -2245,7 +2239,7 @@
             <w:rPr>
               <w:rFonts w:hint="eastAsia" w:ascii="宋体" w:hAnsi="宋体"/>
             </w:rPr>
-            <w:t>概述</w:t>
+            <w:t>Overview</w:t>
           </w:r>
           <w:r>
             <w:tab/>
@@ -2254,7 +2248,7 @@
             <w:fldChar w:fldCharType="begin"/>
           </w:r>
           <w:r>
-            <w:instrText xml:space="preserve"> PAGEREF _Toc5266 \h </w:instrText>
+            <w:instrText xml:space="preserve"> PAGEREF _Toc17602 \h </w:instrText>
           </w:r>
           <w:r>
             <w:fldChar w:fldCharType="separate"/>
@@ -2291,7 +2285,7 @@
               <w:bCs/>
               <w:lang w:val="zh-CN"/>
             </w:rPr>
-            <w:instrText xml:space="preserve"> HYPERLINK \l _Toc9695 </w:instrText>
+            <w:instrText xml:space="preserve"> HYPERLINK \l _Toc30656 </w:instrText>
           </w:r>
           <w:r>
             <w:rPr>
@@ -2310,7 +2304,7 @@
             <w:rPr>
               <w:rFonts w:hint="eastAsia" w:ascii="宋体" w:hAnsi="宋体"/>
             </w:rPr>
-            <w:t>编写目的</w:t>
+            <w:t>Purpose</w:t>
           </w:r>
           <w:r>
             <w:tab/>
@@ -2319,7 +2313,7 @@
             <w:fldChar w:fldCharType="begin"/>
           </w:r>
           <w:r>
-            <w:instrText xml:space="preserve"> PAGEREF _Toc9695 \h </w:instrText>
+            <w:instrText xml:space="preserve"> PAGEREF _Toc30656 \h </w:instrText>
           </w:r>
           <w:r>
             <w:fldChar w:fldCharType="separate"/>
@@ -2357,7 +2351,7 @@
               <w:bCs/>
               <w:lang w:val="zh-CN"/>
             </w:rPr>
-            <w:instrText xml:space="preserve"> HYPERLINK \l _Toc13738 </w:instrText>
+            <w:instrText xml:space="preserve"> HYPERLINK \l _Toc14708 </w:instrText>
           </w:r>
           <w:r>
             <w:rPr>
@@ -2376,7 +2370,7 @@
             <w:rPr>
               <w:rFonts w:hint="eastAsia" w:ascii="宋体" w:hAnsi="宋体"/>
             </w:rPr>
-            <w:t>简要说明</w:t>
+            <w:t>Brief Description</w:t>
           </w:r>
           <w:r>
             <w:tab/>
@@ -2385,7 +2379,7 @@
             <w:fldChar w:fldCharType="begin"/>
           </w:r>
           <w:r>
-            <w:instrText xml:space="preserve"> PAGEREF _Toc13738 \h </w:instrText>
+            <w:instrText xml:space="preserve"> PAGEREF _Toc14708 \h </w:instrText>
           </w:r>
           <w:r>
             <w:fldChar w:fldCharType="separate"/>
@@ -2423,7 +2417,7 @@
               <w:bCs/>
               <w:lang w:val="zh-CN"/>
             </w:rPr>
-            <w:instrText xml:space="preserve"> HYPERLINK \l _Toc22883 </w:instrText>
+            <w:instrText xml:space="preserve"> HYPERLINK \l _Toc32642 </w:instrText>
           </w:r>
           <w:r>
             <w:rPr>
@@ -2442,7 +2436,7 @@
             <w:rPr>
               <w:rFonts w:hint="eastAsia" w:ascii="宋体" w:hAnsi="宋体"/>
             </w:rPr>
-            <w:t>术语和缩略语</w:t>
+            <w:t>Terms and Abbreviations</w:t>
           </w:r>
           <w:r>
             <w:tab/>
@@ -2451,7 +2445,7 @@
             <w:fldChar w:fldCharType="begin"/>
           </w:r>
           <w:r>
-            <w:instrText xml:space="preserve"> PAGEREF _Toc22883 \h </w:instrText>
+            <w:instrText xml:space="preserve"> PAGEREF _Toc32642 \h </w:instrText>
           </w:r>
           <w:r>
             <w:fldChar w:fldCharType="separate"/>
@@ -2489,7 +2483,7 @@
               <w:bCs/>
               <w:lang w:val="zh-CN"/>
             </w:rPr>
-            <w:instrText xml:space="preserve"> HYPERLINK \l _Toc23130 </w:instrText>
+            <w:instrText xml:space="preserve"> HYPERLINK \l _Toc31309 </w:instrText>
           </w:r>
           <w:r>
             <w:rPr>
@@ -2509,7 +2503,7 @@
             <w:rPr>
               <w:rFonts w:hint="eastAsia" w:ascii="宋体" w:hAnsi="宋体"/>
             </w:rPr>
-            <w:t>术语、定义</w:t>
+            <w:t>Terms and Definitions</w:t>
           </w:r>
           <w:r>
             <w:tab/>
@@ -2518,7 +2512,7 @@
             <w:fldChar w:fldCharType="begin"/>
           </w:r>
           <w:r>
-            <w:instrText xml:space="preserve"> PAGEREF _Toc23130 \h </w:instrText>
+            <w:instrText xml:space="preserve"> PAGEREF _Toc31309 \h </w:instrText>
           </w:r>
           <w:r>
             <w:fldChar w:fldCharType="separate"/>
@@ -2556,7 +2550,7 @@
               <w:bCs/>
               <w:lang w:val="zh-CN"/>
             </w:rPr>
-            <w:instrText xml:space="preserve"> HYPERLINK \l _Toc8900 </w:instrText>
+            <w:instrText xml:space="preserve"> HYPERLINK \l _Toc6075 </w:instrText>
           </w:r>
           <w:r>
             <w:rPr>
@@ -2576,7 +2570,7 @@
             <w:rPr>
               <w:rFonts w:hint="eastAsia"/>
             </w:rPr>
-            <w:t>缩略语</w:t>
+            <w:t>Abbreviations</w:t>
           </w:r>
           <w:r>
             <w:tab/>
@@ -2585,7 +2579,7 @@
             <w:fldChar w:fldCharType="begin"/>
           </w:r>
           <w:r>
-            <w:instrText xml:space="preserve"> PAGEREF _Toc8900 \h </w:instrText>
+            <w:instrText xml:space="preserve"> PAGEREF _Toc6075 \h </w:instrText>
           </w:r>
           <w:r>
             <w:fldChar w:fldCharType="separate"/>
@@ -2623,7 +2617,7 @@
               <w:bCs/>
               <w:lang w:val="zh-CN"/>
             </w:rPr>
-            <w:instrText xml:space="preserve"> HYPERLINK \l _Toc30856 </w:instrText>
+            <w:instrText xml:space="preserve"> HYPERLINK \l _Toc30706 </w:instrText>
           </w:r>
           <w:r>
             <w:rPr>
@@ -2642,7 +2636,7 @@
             <w:rPr>
               <w:rFonts w:hint="eastAsia" w:ascii="宋体" w:hAnsi="宋体"/>
             </w:rPr>
-            <w:t>运行环境</w:t>
+            <w:t>Runtime Environment</w:t>
           </w:r>
           <w:r>
             <w:tab/>
@@ -2651,7 +2645,7 @@
             <w:fldChar w:fldCharType="begin"/>
           </w:r>
           <w:r>
-            <w:instrText xml:space="preserve"> PAGEREF _Toc30856 \h </w:instrText>
+            <w:instrText xml:space="preserve"> PAGEREF _Toc30706 \h </w:instrText>
           </w:r>
           <w:r>
             <w:fldChar w:fldCharType="separate"/>
@@ -2689,7 +2683,7 @@
               <w:bCs/>
               <w:lang w:val="zh-CN"/>
             </w:rPr>
-            <w:instrText xml:space="preserve"> HYPERLINK \l _Toc30567 </w:instrText>
+            <w:instrText xml:space="preserve"> HYPERLINK \l _Toc18425 </w:instrText>
           </w:r>
           <w:r>
             <w:rPr>
@@ -2709,7 +2703,7 @@
             <w:rPr>
               <w:rFonts w:hint="eastAsia" w:ascii="宋体" w:hAnsi="宋体"/>
             </w:rPr>
-            <w:t>系统运行环境</w:t>
+            <w:t>System Runtime Environment</w:t>
           </w:r>
           <w:r>
             <w:tab/>
@@ -2718,7 +2712,7 @@
             <w:fldChar w:fldCharType="begin"/>
           </w:r>
           <w:r>
-            <w:instrText xml:space="preserve"> PAGEREF _Toc30567 \h </w:instrText>
+            <w:instrText xml:space="preserve"> PAGEREF _Toc18425 \h </w:instrText>
           </w:r>
           <w:r>
             <w:fldChar w:fldCharType="separate"/>
@@ -2756,7 +2750,7 @@
               <w:bCs/>
               <w:lang w:val="zh-CN"/>
             </w:rPr>
-            <w:instrText xml:space="preserve"> HYPERLINK \l _Toc4791 </w:instrText>
+            <w:instrText xml:space="preserve"> HYPERLINK \l _Toc30541 </w:instrText>
           </w:r>
           <w:r>
             <w:rPr>
@@ -2776,7 +2770,7 @@
             <w:rPr>
               <w:rFonts w:hint="eastAsia" w:ascii="宋体" w:hAnsi="宋体"/>
             </w:rPr>
-            <w:t>客户端运行环境</w:t>
+            <w:t>Client Runtime Environment</w:t>
           </w:r>
           <w:r>
             <w:tab/>
@@ -2785,7 +2779,7 @@
             <w:fldChar w:fldCharType="begin"/>
           </w:r>
           <w:r>
-            <w:instrText xml:space="preserve"> PAGEREF _Toc4791 \h </w:instrText>
+            <w:instrText xml:space="preserve"> PAGEREF _Toc30541 \h </w:instrText>
           </w:r>
           <w:r>
             <w:fldChar w:fldCharType="separate"/>
@@ -2823,7 +2817,7 @@
               <w:bCs/>
               <w:lang w:val="zh-CN"/>
             </w:rPr>
-            <w:instrText xml:space="preserve"> HYPERLINK \l _Toc28590 </w:instrText>
+            <w:instrText xml:space="preserve"> HYPERLINK \l _Toc30412 </w:instrText>
           </w:r>
           <w:r>
             <w:rPr>
@@ -2843,7 +2837,7 @@
               <w:rFonts w:hint="eastAsia" w:ascii="宋体" w:hAnsi="宋体"/>
               <w:lang w:val="en-US" w:eastAsia="zh-CN"/>
             </w:rPr>
-            <w:t>安装与部署</w:t>
+            <w:t>Installation and Deployment</w:t>
           </w:r>
           <w:r>
             <w:tab/>
@@ -2852,7 +2846,7 @@
             <w:fldChar w:fldCharType="begin"/>
           </w:r>
           <w:r>
-            <w:instrText xml:space="preserve"> PAGEREF _Toc28590 \h </w:instrText>
+            <w:instrText xml:space="preserve"> PAGEREF _Toc30412 \h </w:instrText>
           </w:r>
           <w:r>
             <w:fldChar w:fldCharType="separate"/>
@@ -2890,7 +2884,7 @@
               <w:bCs/>
               <w:lang w:val="zh-CN"/>
             </w:rPr>
-            <w:instrText xml:space="preserve"> HYPERLINK \l _Toc10246 </w:instrText>
+            <w:instrText xml:space="preserve"> HYPERLINK \l _Toc19663 </w:instrText>
           </w:r>
           <w:r>
             <w:rPr>
@@ -2910,7 +2904,7 @@
               <w:rFonts w:hint="eastAsia" w:ascii="宋体" w:hAnsi="宋体"/>
               <w:lang w:val="en-US" w:eastAsia="zh-CN"/>
             </w:rPr>
-            <w:t>安装方式</w:t>
+            <w:t>Installation Methods</w:t>
           </w:r>
           <w:r>
             <w:tab/>
@@ -2919,7 +2913,7 @@
             <w:fldChar w:fldCharType="begin"/>
           </w:r>
           <w:r>
-            <w:instrText xml:space="preserve"> PAGEREF _Toc10246 \h </w:instrText>
+            <w:instrText xml:space="preserve"> PAGEREF _Toc19663 \h </w:instrText>
           </w:r>
           <w:r>
             <w:fldChar w:fldCharType="separate"/>
@@ -2957,7 +2951,7 @@
               <w:bCs/>
               <w:lang w:val="zh-CN"/>
             </w:rPr>
-            <w:instrText xml:space="preserve"> HYPERLINK \l _Toc15735 </w:instrText>
+            <w:instrText xml:space="preserve"> HYPERLINK \l _Toc5748 </w:instrText>
           </w:r>
           <w:r>
             <w:rPr>
@@ -2977,7 +2971,7 @@
               <w:rFonts w:hint="eastAsia" w:ascii="宋体" w:hAnsi="宋体"/>
               <w:lang w:val="en-US" w:eastAsia="zh-CN"/>
             </w:rPr>
-            <w:t>安装指南</w:t>
+            <w:t>Installation Guide</w:t>
           </w:r>
           <w:r>
             <w:tab/>
@@ -2986,7 +2980,7 @@
             <w:fldChar w:fldCharType="begin"/>
           </w:r>
           <w:r>
-            <w:instrText xml:space="preserve"> PAGEREF _Toc15735 \h </w:instrText>
+            <w:instrText xml:space="preserve"> PAGEREF _Toc5748 \h </w:instrText>
           </w:r>
           <w:r>
             <w:fldChar w:fldCharType="separate"/>
@@ -3024,7 +3018,7 @@
               <w:bCs/>
               <w:lang w:val="zh-CN"/>
             </w:rPr>
-            <w:instrText xml:space="preserve"> HYPERLINK \l _Toc32043 </w:instrText>
+            <w:instrText xml:space="preserve"> HYPERLINK \l _Toc15081 </w:instrText>
           </w:r>
           <w:r>
             <w:rPr>
@@ -3045,7 +3039,7 @@
               <w:rFonts w:hint="eastAsia" w:ascii="宋体" w:hAnsi="宋体"/>
               <w:lang w:val="en-US" w:eastAsia="zh-CN"/>
             </w:rPr>
-            <w:t>Docker安装</w:t>
+            <w:t>Docker Installation</w:t>
           </w:r>
           <w:r>
             <w:tab/>
@@ -3054,7 +3048,7 @@
             <w:fldChar w:fldCharType="begin"/>
           </w:r>
           <w:r>
-            <w:instrText xml:space="preserve"> PAGEREF _Toc32043 \h </w:instrText>
+            <w:instrText xml:space="preserve"> PAGEREF _Toc15081 \h </w:instrText>
           </w:r>
           <w:r>
             <w:fldChar w:fldCharType="separate"/>
@@ -3092,7 +3086,7 @@
               <w:bCs/>
               <w:lang w:val="zh-CN"/>
             </w:rPr>
-            <w:instrText xml:space="preserve"> HYPERLINK \l _Toc19367 </w:instrText>
+            <w:instrText xml:space="preserve"> HYPERLINK \l _Toc23564 </w:instrText>
           </w:r>
           <w:r>
             <w:rPr>
@@ -3113,7 +3107,7 @@
               <w:rFonts w:hint="eastAsia" w:ascii="宋体" w:hAnsi="宋体"/>
               <w:lang w:val="en-US" w:eastAsia="zh-CN"/>
             </w:rPr>
-            <w:t>源码编译安装</w:t>
+            <w:t>Build and Install from Source</w:t>
           </w:r>
           <w:r>
             <w:tab/>
@@ -3122,74 +3116,7 @@
             <w:fldChar w:fldCharType="begin"/>
           </w:r>
           <w:r>
-            <w:instrText xml:space="preserve"> PAGEREF _Toc19367 \h </w:instrText>
-          </w:r>
-          <w:r>
-            <w:fldChar w:fldCharType="separate"/>
-          </w:r>
-          <w:r>
-            <w:t>2</w:t>
-          </w:r>
-          <w:r>
-            <w:fldChar w:fldCharType="end"/>
-          </w:r>
-          <w:r>
-            <w:rPr>
-              <w:bCs/>
-              <w:lang w:val="zh-CN"/>
-            </w:rPr>
-            <w:fldChar w:fldCharType="end"/>
-          </w:r>
-        </w:p>
-        <w:p>
-          <w:pPr>
-            <w:pStyle w:val="67"/>
-            <w:tabs>
-              <w:tab w:val="right" w:leader="dot" w:pos="9412"/>
-            </w:tabs>
-          </w:pPr>
-          <w:r>
-            <w:rPr>
-              <w:bCs/>
-              <w:lang w:val="zh-CN"/>
-            </w:rPr>
-            <w:fldChar w:fldCharType="begin"/>
-          </w:r>
-          <w:r>
-            <w:rPr>
-              <w:bCs/>
-              <w:lang w:val="zh-CN"/>
-            </w:rPr>
-            <w:instrText xml:space="preserve"> HYPERLINK \l _Toc20056 </w:instrText>
-          </w:r>
-          <w:r>
-            <w:rPr>
-              <w:bCs/>
-              <w:lang w:val="zh-CN"/>
-            </w:rPr>
-            <w:fldChar w:fldCharType="separate"/>
-          </w:r>
-          <w:r>
-            <w:rPr>
-              <w:rFonts w:hint="eastAsia" w:asciiTheme="minorEastAsia" w:hAnsiTheme="minorEastAsia" w:eastAsiaTheme="minorEastAsia"/>
-            </w:rPr>
-            <w:t xml:space="preserve">2.3 </w:t>
-          </w:r>
-          <w:r>
-            <w:rPr>
-              <w:rFonts w:hint="eastAsia" w:ascii="宋体" w:hAnsi="宋体"/>
-              <w:lang w:val="en-US" w:eastAsia="zh-CN"/>
-            </w:rPr>
-            <w:t>创建扩展</w:t>
-          </w:r>
-          <w:r>
-            <w:tab/>
-          </w:r>
-          <w:r>
-            <w:fldChar w:fldCharType="begin"/>
-          </w:r>
-          <w:r>
-            <w:instrText xml:space="preserve"> PAGEREF _Toc20056 \h </w:instrText>
+            <w:instrText xml:space="preserve"> PAGEREF _Toc23564 \h </w:instrText>
           </w:r>
           <w:r>
             <w:fldChar w:fldCharType="separate"/>
@@ -3227,7 +3154,7 @@
               <w:bCs/>
               <w:lang w:val="zh-CN"/>
             </w:rPr>
-            <w:instrText xml:space="preserve"> HYPERLINK \l _Toc30472 </w:instrText>
+            <w:instrText xml:space="preserve"> HYPERLINK \l _Toc21776 </w:instrText>
           </w:r>
           <w:r>
             <w:rPr>
@@ -3240,14 +3167,14 @@
             <w:rPr>
               <w:rFonts w:hint="eastAsia" w:asciiTheme="minorEastAsia" w:hAnsiTheme="minorEastAsia" w:eastAsiaTheme="minorEastAsia"/>
             </w:rPr>
-            <w:t xml:space="preserve">2.4 </w:t>
+            <w:t xml:space="preserve">2.3 </w:t>
           </w:r>
           <w:r>
             <w:rPr>
               <w:rFonts w:hint="eastAsia" w:ascii="宋体" w:hAnsi="宋体"/>
               <w:lang w:val="en-US" w:eastAsia="zh-CN"/>
             </w:rPr>
-            <w:t>基本使用方法</w:t>
+            <w:t>Create the Extension</w:t>
           </w:r>
           <w:r>
             <w:tab/>
@@ -3256,143 +3183,7 @@
             <w:fldChar w:fldCharType="begin"/>
           </w:r>
           <w:r>
-            <w:instrText xml:space="preserve"> PAGEREF _Toc30472 \h </w:instrText>
-          </w:r>
-          <w:r>
-            <w:fldChar w:fldCharType="separate"/>
-          </w:r>
-          <w:r>
-            <w:t>3</w:t>
-          </w:r>
-          <w:r>
-            <w:fldChar w:fldCharType="end"/>
-          </w:r>
-          <w:r>
-            <w:rPr>
-              <w:bCs/>
-              <w:lang w:val="zh-CN"/>
-            </w:rPr>
-            <w:fldChar w:fldCharType="end"/>
-          </w:r>
-        </w:p>
-        <w:p>
-          <w:pPr>
-            <w:pStyle w:val="40"/>
-            <w:tabs>
-              <w:tab w:val="right" w:leader="dot" w:pos="9412"/>
-            </w:tabs>
-          </w:pPr>
-          <w:r>
-            <w:rPr>
-              <w:bCs/>
-              <w:lang w:val="zh-CN"/>
-            </w:rPr>
-            <w:fldChar w:fldCharType="begin"/>
-          </w:r>
-          <w:r>
-            <w:rPr>
-              <w:bCs/>
-              <w:lang w:val="zh-CN"/>
-            </w:rPr>
-            <w:instrText xml:space="preserve"> HYPERLINK \l _Toc14628 </w:instrText>
-          </w:r>
-          <w:r>
-            <w:rPr>
-              <w:bCs/>
-              <w:lang w:val="zh-CN"/>
-            </w:rPr>
-            <w:fldChar w:fldCharType="separate"/>
-          </w:r>
-          <w:r>
-            <w:rPr>
-              <w:rFonts w:hint="default" w:asciiTheme="minorEastAsia" w:hAnsiTheme="minorEastAsia" w:eastAsiaTheme="minorEastAsia"/>
-              <w:szCs w:val="28"/>
-            </w:rPr>
-            <w:t xml:space="preserve">2.4.1 </w:t>
-          </w:r>
-          <w:r>
-            <w:rPr>
-              <w:rFonts w:hint="eastAsia" w:ascii="宋体" w:hAnsi="宋体"/>
-              <w:lang w:val="en-US" w:eastAsia="zh-CN"/>
-            </w:rPr>
-            <w:t>安装验证</w:t>
-          </w:r>
-          <w:r>
-            <w:tab/>
-          </w:r>
-          <w:r>
-            <w:fldChar w:fldCharType="begin"/>
-          </w:r>
-          <w:r>
-            <w:instrText xml:space="preserve"> PAGEREF _Toc14628 \h </w:instrText>
-          </w:r>
-          <w:r>
-            <w:fldChar w:fldCharType="separate"/>
-          </w:r>
-          <w:r>
-            <w:t>3</w:t>
-          </w:r>
-          <w:r>
-            <w:fldChar w:fldCharType="end"/>
-          </w:r>
-          <w:r>
-            <w:rPr>
-              <w:bCs/>
-              <w:lang w:val="zh-CN"/>
-            </w:rPr>
-            <w:fldChar w:fldCharType="end"/>
-          </w:r>
-        </w:p>
-        <w:p>
-          <w:pPr>
-            <w:pStyle w:val="40"/>
-            <w:tabs>
-              <w:tab w:val="right" w:leader="dot" w:pos="9412"/>
-            </w:tabs>
-          </w:pPr>
-          <w:r>
-            <w:rPr>
-              <w:bCs/>
-              <w:lang w:val="zh-CN"/>
-            </w:rPr>
-            <w:fldChar w:fldCharType="begin"/>
-          </w:r>
-          <w:r>
-            <w:rPr>
-              <w:bCs/>
-              <w:lang w:val="zh-CN"/>
-            </w:rPr>
-            <w:instrText xml:space="preserve"> HYPERLINK \l _Toc4856 </w:instrText>
-          </w:r>
-          <w:r>
-            <w:rPr>
-              <w:bCs/>
-              <w:lang w:val="zh-CN"/>
-            </w:rPr>
-            <w:fldChar w:fldCharType="separate"/>
-          </w:r>
-          <w:r>
-            <w:rPr>
-              <w:rFonts w:hint="default" w:cs="宋体" w:asciiTheme="minorEastAsia" w:hAnsiTheme="minorEastAsia" w:eastAsiaTheme="minorEastAsia"/>
-              <w:szCs w:val="28"/>
-            </w:rPr>
-            <w:t xml:space="preserve">2.4.2 </w:t>
-          </w:r>
-          <w:r>
-            <w:rPr>
-              <w:rFonts w:hint="eastAsia" w:ascii="宋体" w:hAnsi="宋体"/>
-              <w:lang w:val="en-US" w:eastAsia="zh-CN"/>
-            </w:rPr>
-            <w:t>卸载</w:t>
-          </w:r>
-          <w:r>
-            <w:tab/>
-          </w:r>
-          <w:r>
-            <w:fldChar w:fldCharType="begin"/>
-          </w:r>
-          <w:r>
-            <w:instrText xml:space="preserve"> PAGEREF _Toc4856 \h </w:instrText>
+            <w:instrText xml:space="preserve"> PAGEREF _Toc21776 \h </w:instrText>
           </w:r>
           <w:r>
             <w:fldChar w:fldCharType="separate"/>
@@ -3430,7 +3221,7 @@
               <w:bCs/>
               <w:lang w:val="zh-CN"/>
             </w:rPr>
-            <w:instrText xml:space="preserve"> HYPERLINK \l _Toc26358 </w:instrText>
+            <w:instrText xml:space="preserve"> HYPERLINK \l _Toc31983 </w:instrText>
           </w:r>
           <w:r>
             <w:rPr>
@@ -3443,20 +3234,14 @@
             <w:rPr>
               <w:rFonts w:hint="eastAsia" w:asciiTheme="minorEastAsia" w:hAnsiTheme="minorEastAsia" w:eastAsiaTheme="minorEastAsia"/>
             </w:rPr>
-            <w:t xml:space="preserve">2.5 </w:t>
+            <w:t xml:space="preserve">2.4 </w:t>
           </w:r>
           <w:r>
             <w:rPr>
               <w:rFonts w:hint="eastAsia" w:ascii="宋体" w:hAnsi="宋体"/>
               <w:lang w:val="en-US" w:eastAsia="zh-CN"/>
             </w:rPr>
-            <w:t>功能</w:t>
-          </w:r>
-          <w:r>
-            <w:rPr>
-              <w:rFonts w:hint="eastAsia" w:ascii="宋体" w:hAnsi="宋体"/>
-            </w:rPr>
-            <w:t>操作说明</w:t>
+            <w:t>Basic Usage</w:t>
           </w:r>
           <w:r>
             <w:tab/>
@@ -3465,7 +3250,7 @@
             <w:fldChar w:fldCharType="begin"/>
           </w:r>
           <w:r>
-            <w:instrText xml:space="preserve"> PAGEREF _Toc26358 \h </w:instrText>
+            <w:instrText xml:space="preserve"> PAGEREF _Toc31983 \h </w:instrText>
           </w:r>
           <w:r>
             <w:fldChar w:fldCharType="separate"/>
@@ -3503,7 +3288,7 @@
               <w:bCs/>
               <w:lang w:val="zh-CN"/>
             </w:rPr>
-            <w:instrText xml:space="preserve"> HYPERLINK \l _Toc16577 </w:instrText>
+            <w:instrText xml:space="preserve"> HYPERLINK \l _Toc5121 </w:instrText>
           </w:r>
           <w:r>
             <w:rPr>
@@ -3517,14 +3302,14 @@
               <w:rFonts w:hint="default" w:asciiTheme="minorEastAsia" w:hAnsiTheme="minorEastAsia" w:eastAsiaTheme="minorEastAsia"/>
               <w:szCs w:val="28"/>
             </w:rPr>
-            <w:t xml:space="preserve">2.5.1 </w:t>
+            <w:t xml:space="preserve">2.4.1 </w:t>
           </w:r>
           <w:r>
             <w:rPr>
               <w:rFonts w:hint="eastAsia" w:ascii="宋体" w:hAnsi="宋体"/>
               <w:lang w:val="en-US" w:eastAsia="zh-CN"/>
             </w:rPr>
-            <w:t>创建列存镜像表</w:t>
+            <w:t>Installation Verification</w:t>
           </w:r>
           <w:r>
             <w:tab/>
@@ -3533,7 +3318,7 @@
             <w:fldChar w:fldCharType="begin"/>
           </w:r>
           <w:r>
-            <w:instrText xml:space="preserve"> PAGEREF _Toc16577 \h </w:instrText>
+            <w:instrText xml:space="preserve"> PAGEREF _Toc5121 \h </w:instrText>
           </w:r>
           <w:r>
             <w:fldChar w:fldCharType="separate"/>
@@ -3571,7 +3356,7 @@
               <w:bCs/>
               <w:lang w:val="zh-CN"/>
             </w:rPr>
-            <w:instrText xml:space="preserve"> HYPERLINK \l _Toc894 </w:instrText>
+            <w:instrText xml:space="preserve"> HYPERLINK \l _Toc3181 </w:instrText>
           </w:r>
           <w:r>
             <w:rPr>
@@ -3582,17 +3367,17 @@
           </w:r>
           <w:r>
             <w:rPr>
-              <w:rFonts w:hint="default" w:asciiTheme="minorEastAsia" w:hAnsiTheme="minorEastAsia" w:eastAsiaTheme="minorEastAsia"/>
+              <w:rFonts w:hint="default" w:cs="宋体" w:asciiTheme="minorEastAsia" w:hAnsiTheme="minorEastAsia" w:eastAsiaTheme="minorEastAsia"/>
               <w:szCs w:val="28"/>
             </w:rPr>
-            <w:t xml:space="preserve">2.5.2 </w:t>
+            <w:t xml:space="preserve">2.4.2 </w:t>
           </w:r>
           <w:r>
             <w:rPr>
               <w:rFonts w:hint="eastAsia" w:ascii="宋体" w:hAnsi="宋体"/>
               <w:lang w:val="en-US" w:eastAsia="zh-CN"/>
             </w:rPr>
-            <w:t>数据写入与实时同步</w:t>
+            <w:t>Uninstall</w:t>
           </w:r>
           <w:r>
             <w:tab/>
@@ -3601,74 +3386,7 @@
             <w:fldChar w:fldCharType="begin"/>
           </w:r>
           <w:r>
-            <w:instrText xml:space="preserve"> PAGEREF _Toc894 \h </w:instrText>
-          </w:r>
-          <w:r>
-            <w:fldChar w:fldCharType="separate"/>
-          </w:r>
-          <w:r>
-            <w:t>4</w:t>
-          </w:r>
-          <w:r>
-            <w:fldChar w:fldCharType="end"/>
-          </w:r>
-          <w:r>
-            <w:rPr>
-              <w:bCs/>
-              <w:lang w:val="zh-CN"/>
-            </w:rPr>
-            <w:fldChar w:fldCharType="end"/>
-          </w:r>
-        </w:p>
-        <w:p>
-          <w:pPr>
-            <w:pStyle w:val="52"/>
-            <w:tabs>
-              <w:tab w:val="right" w:leader="dot" w:pos="9412"/>
-            </w:tabs>
-          </w:pPr>
-          <w:r>
-            <w:rPr>
-              <w:bCs/>
-              <w:lang w:val="zh-CN"/>
-            </w:rPr>
-            <w:fldChar w:fldCharType="begin"/>
-          </w:r>
-          <w:r>
-            <w:rPr>
-              <w:bCs/>
-              <w:lang w:val="zh-CN"/>
-            </w:rPr>
-            <w:instrText xml:space="preserve"> HYPERLINK \l _Toc5785 </w:instrText>
-          </w:r>
-          <w:r>
-            <w:rPr>
-              <w:bCs/>
-              <w:lang w:val="zh-CN"/>
-            </w:rPr>
-            <w:fldChar w:fldCharType="separate"/>
-          </w:r>
-          <w:r>
-            <w:rPr>
-              <w:rFonts w:hint="default" w:ascii="宋体" w:hAnsi="宋体" w:eastAsia="宋体"/>
-            </w:rPr>
-            <w:t xml:space="preserve">3 </w:t>
-          </w:r>
-          <w:r>
-            <w:rPr>
-              <w:rFonts w:hint="eastAsia" w:ascii="宋体" w:hAnsi="宋体"/>
-              <w:lang w:val="en-US" w:eastAsia="zh-CN"/>
-            </w:rPr>
-            <w:t>使用参考</w:t>
-          </w:r>
-          <w:r>
-            <w:tab/>
-          </w:r>
-          <w:r>
-            <w:fldChar w:fldCharType="begin"/>
-          </w:r>
-          <w:r>
-            <w:instrText xml:space="preserve"> PAGEREF _Toc5785 \h </w:instrText>
+            <w:instrText xml:space="preserve"> PAGEREF _Toc3181 \h </w:instrText>
           </w:r>
           <w:r>
             <w:fldChar w:fldCharType="separate"/>
@@ -3706,7 +3424,7 @@
               <w:bCs/>
               <w:lang w:val="zh-CN"/>
             </w:rPr>
-            <w:instrText xml:space="preserve"> HYPERLINK \l _Toc10306 </w:instrText>
+            <w:instrText xml:space="preserve"> HYPERLINK \l _Toc27950 </w:instrText>
           </w:r>
           <w:r>
             <w:rPr>
@@ -3719,14 +3437,14 @@
             <w:rPr>
               <w:rFonts w:hint="eastAsia" w:asciiTheme="minorEastAsia" w:hAnsiTheme="minorEastAsia" w:eastAsiaTheme="minorEastAsia"/>
             </w:rPr>
-            <w:t xml:space="preserve">3.1 </w:t>
+            <w:t xml:space="preserve">2.5 </w:t>
           </w:r>
           <w:r>
             <w:rPr>
               <w:rFonts w:hint="eastAsia" w:ascii="宋体" w:hAnsi="宋体"/>
               <w:lang w:val="en-US" w:eastAsia="zh-CN"/>
             </w:rPr>
-            <w:t>创建列存储表</w:t>
+            <w:t>Functional Operations</w:t>
           </w:r>
           <w:r>
             <w:tab/>
@@ -3735,13 +3453,216 @@
             <w:fldChar w:fldCharType="begin"/>
           </w:r>
           <w:r>
-            <w:instrText xml:space="preserve"> PAGEREF _Toc10306 \h </w:instrText>
+            <w:instrText xml:space="preserve"> PAGEREF _Toc27950 \h </w:instrText>
           </w:r>
           <w:r>
             <w:fldChar w:fldCharType="separate"/>
           </w:r>
           <w:r>
             <w:t>5</w:t>
+          </w:r>
+          <w:r>
+            <w:fldChar w:fldCharType="end"/>
+          </w:r>
+          <w:r>
+            <w:rPr>
+              <w:bCs/>
+              <w:lang w:val="zh-CN"/>
+            </w:rPr>
+            <w:fldChar w:fldCharType="end"/>
+          </w:r>
+        </w:p>
+        <w:p>
+          <w:pPr>
+            <w:pStyle w:val="40"/>
+            <w:tabs>
+              <w:tab w:val="right" w:leader="dot" w:pos="9412"/>
+            </w:tabs>
+          </w:pPr>
+          <w:r>
+            <w:rPr>
+              <w:bCs/>
+              <w:lang w:val="zh-CN"/>
+            </w:rPr>
+            <w:fldChar w:fldCharType="begin"/>
+          </w:r>
+          <w:r>
+            <w:rPr>
+              <w:bCs/>
+              <w:lang w:val="zh-CN"/>
+            </w:rPr>
+            <w:instrText xml:space="preserve"> HYPERLINK \l _Toc9231 </w:instrText>
+          </w:r>
+          <w:r>
+            <w:rPr>
+              <w:bCs/>
+              <w:lang w:val="zh-CN"/>
+            </w:rPr>
+            <w:fldChar w:fldCharType="separate"/>
+          </w:r>
+          <w:r>
+            <w:rPr>
+              <w:rFonts w:hint="default" w:asciiTheme="minorEastAsia" w:hAnsiTheme="minorEastAsia" w:eastAsiaTheme="minorEastAsia"/>
+              <w:szCs w:val="28"/>
+            </w:rPr>
+            <w:t xml:space="preserve">2.5.1 </w:t>
+          </w:r>
+          <w:r>
+            <w:rPr>
+              <w:rFonts w:hint="eastAsia" w:ascii="宋体" w:hAnsi="宋体"/>
+              <w:lang w:val="en-US" w:eastAsia="zh-CN"/>
+            </w:rPr>
+            <w:t>Creating a Columnstore Mirror Table</w:t>
+          </w:r>
+          <w:r>
+            <w:tab/>
+          </w:r>
+          <w:r>
+            <w:fldChar w:fldCharType="begin"/>
+          </w:r>
+          <w:r>
+            <w:instrText xml:space="preserve"> PAGEREF _Toc9231 \h </w:instrText>
+          </w:r>
+          <w:r>
+            <w:fldChar w:fldCharType="separate"/>
+          </w:r>
+          <w:r>
+            <w:t>5</w:t>
+          </w:r>
+          <w:r>
+            <w:fldChar w:fldCharType="end"/>
+          </w:r>
+          <w:r>
+            <w:rPr>
+              <w:bCs/>
+              <w:lang w:val="zh-CN"/>
+            </w:rPr>
+            <w:fldChar w:fldCharType="end"/>
+          </w:r>
+        </w:p>
+        <w:p>
+          <w:pPr>
+            <w:pStyle w:val="40"/>
+            <w:tabs>
+              <w:tab w:val="right" w:leader="dot" w:pos="9412"/>
+            </w:tabs>
+          </w:pPr>
+          <w:r>
+            <w:rPr>
+              <w:bCs/>
+              <w:lang w:val="zh-CN"/>
+            </w:rPr>
+            <w:fldChar w:fldCharType="begin"/>
+          </w:r>
+          <w:r>
+            <w:rPr>
+              <w:bCs/>
+              <w:lang w:val="zh-CN"/>
+            </w:rPr>
+            <w:instrText xml:space="preserve"> HYPERLINK \l _Toc3696 </w:instrText>
+          </w:r>
+          <w:r>
+            <w:rPr>
+              <w:bCs/>
+              <w:lang w:val="zh-CN"/>
+            </w:rPr>
+            <w:fldChar w:fldCharType="separate"/>
+          </w:r>
+          <w:r>
+            <w:rPr>
+              <w:rFonts w:hint="default" w:asciiTheme="minorEastAsia" w:hAnsiTheme="minorEastAsia" w:eastAsiaTheme="minorEastAsia"/>
+              <w:szCs w:val="28"/>
+            </w:rPr>
+            <w:t xml:space="preserve">2.5.2 </w:t>
+          </w:r>
+          <w:r>
+            <w:rPr>
+              <w:rFonts w:hint="eastAsia" w:ascii="宋体" w:hAnsi="宋体"/>
+              <w:lang w:val="en-US" w:eastAsia="zh-CN"/>
+            </w:rPr>
+            <w:t>Data Writes and Real-time Synchronization</w:t>
+          </w:r>
+          <w:r>
+            <w:tab/>
+          </w:r>
+          <w:r>
+            <w:fldChar w:fldCharType="begin"/>
+          </w:r>
+          <w:r>
+            <w:instrText xml:space="preserve"> PAGEREF _Toc3696 \h </w:instrText>
+          </w:r>
+          <w:r>
+            <w:fldChar w:fldCharType="separate"/>
+          </w:r>
+          <w:r>
+            <w:t>5</w:t>
+          </w:r>
+          <w:r>
+            <w:fldChar w:fldCharType="end"/>
+          </w:r>
+          <w:r>
+            <w:rPr>
+              <w:bCs/>
+              <w:lang w:val="zh-CN"/>
+            </w:rPr>
+            <w:fldChar w:fldCharType="end"/>
+          </w:r>
+        </w:p>
+        <w:p>
+          <w:pPr>
+            <w:pStyle w:val="52"/>
+            <w:tabs>
+              <w:tab w:val="right" w:leader="dot" w:pos="9412"/>
+            </w:tabs>
+          </w:pPr>
+          <w:r>
+            <w:rPr>
+              <w:bCs/>
+              <w:lang w:val="zh-CN"/>
+            </w:rPr>
+            <w:fldChar w:fldCharType="begin"/>
+          </w:r>
+          <w:r>
+            <w:rPr>
+              <w:bCs/>
+              <w:lang w:val="zh-CN"/>
+            </w:rPr>
+            <w:instrText xml:space="preserve"> HYPERLINK \l _Toc4848 </w:instrText>
+          </w:r>
+          <w:r>
+            <w:rPr>
+              <w:bCs/>
+              <w:lang w:val="zh-CN"/>
+            </w:rPr>
+            <w:fldChar w:fldCharType="separate"/>
+          </w:r>
+          <w:r>
+            <w:rPr>
+              <w:rFonts w:hint="default" w:ascii="宋体" w:hAnsi="宋体" w:eastAsia="宋体"/>
+            </w:rPr>
+            <w:t xml:space="preserve">3 </w:t>
+          </w:r>
+          <w:r>
+            <w:rPr>
+              <w:rFonts w:hint="eastAsia" w:ascii="宋体" w:hAnsi="宋体"/>
+              <w:lang w:val="en-US" w:eastAsia="zh-CN"/>
+            </w:rPr>
+            <w:t>Usage Reference</w:t>
+          </w:r>
+          <w:r>
+            <w:tab/>
+          </w:r>
+          <w:r>
+            <w:fldChar w:fldCharType="begin"/>
+          </w:r>
+          <w:r>
+            <w:instrText xml:space="preserve"> PAGEREF _Toc4848 \h </w:instrText>
+          </w:r>
+          <w:r>
+            <w:fldChar w:fldCharType="separate"/>
+          </w:r>
+          <w:r>
+            <w:t>6</w:t>
           </w:r>
           <w:r>
             <w:fldChar w:fldCharType="end"/>
@@ -3773,7 +3694,7 @@
               <w:bCs/>
               <w:lang w:val="zh-CN"/>
             </w:rPr>
-            <w:instrText xml:space="preserve"> HYPERLINK \l _Toc15245 </w:instrText>
+            <w:instrText xml:space="preserve"> HYPERLINK \l _Toc10358 </w:instrText>
           </w:r>
           <w:r>
             <w:rPr>
@@ -3786,14 +3707,14 @@
             <w:rPr>
               <w:rFonts w:hint="eastAsia" w:asciiTheme="minorEastAsia" w:hAnsiTheme="minorEastAsia" w:eastAsiaTheme="minorEastAsia"/>
             </w:rPr>
-            <w:t xml:space="preserve">3.2 </w:t>
+            <w:t xml:space="preserve">3.1 </w:t>
           </w:r>
           <w:r>
             <w:rPr>
               <w:rFonts w:hint="eastAsia" w:ascii="宋体" w:hAnsi="宋体"/>
               <w:lang w:val="en-US" w:eastAsia="zh-CN"/>
             </w:rPr>
-            <w:t>查询列存储表</w:t>
+            <w:t>Creating Columnstore Tables</w:t>
           </w:r>
           <w:r>
             <w:tab/>
@@ -3802,7 +3723,7 @@
             <w:fldChar w:fldCharType="begin"/>
           </w:r>
           <w:r>
-            <w:instrText xml:space="preserve"> PAGEREF _Toc15245 \h </w:instrText>
+            <w:instrText xml:space="preserve"> PAGEREF _Toc10358 \h </w:instrText>
           </w:r>
           <w:r>
             <w:fldChar w:fldCharType="separate"/>
@@ -3823,7 +3744,7 @@
         </w:p>
         <w:p>
           <w:pPr>
-            <w:pStyle w:val="40"/>
+            <w:pStyle w:val="67"/>
             <w:tabs>
               <w:tab w:val="right" w:leader="dot" w:pos="9412"/>
             </w:tabs>
@@ -3840,7 +3761,7 @@
               <w:bCs/>
               <w:lang w:val="zh-CN"/>
             </w:rPr>
-            <w:instrText xml:space="preserve"> HYPERLINK \l _Toc27978 </w:instrText>
+            <w:instrText xml:space="preserve"> HYPERLINK \l _Toc29949 </w:instrText>
           </w:r>
           <w:r>
             <w:rPr>
@@ -3851,17 +3772,16 @@
           </w:r>
           <w:r>
             <w:rPr>
-              <w:rFonts w:hint="default" w:asciiTheme="minorEastAsia" w:hAnsiTheme="minorEastAsia" w:eastAsiaTheme="minorEastAsia"/>
-              <w:szCs w:val="28"/>
+              <w:rFonts w:hint="eastAsia" w:asciiTheme="minorEastAsia" w:hAnsiTheme="minorEastAsia" w:eastAsiaTheme="minorEastAsia"/>
             </w:rPr>
-            <w:t xml:space="preserve">3.2.1 </w:t>
+            <w:t xml:space="preserve">3.2 </w:t>
           </w:r>
           <w:r>
             <w:rPr>
               <w:rFonts w:hint="eastAsia" w:ascii="宋体" w:hAnsi="宋体"/>
               <w:lang w:val="en-US" w:eastAsia="zh-CN"/>
             </w:rPr>
-            <w:t>聚合</w:t>
+            <w:t>Querying Columnstore Tables</w:t>
           </w:r>
           <w:r>
             <w:tab/>
@@ -3870,78 +3790,7 @@
             <w:fldChar w:fldCharType="begin"/>
           </w:r>
           <w:r>
-            <w:instrText xml:space="preserve"> PAGEREF _Toc27978 \h </w:instrText>
-          </w:r>
-          <w:r>
-            <w:fldChar w:fldCharType="separate"/>
-          </w:r>
-          <w:r>
-            <w:t>6</w:t>
-          </w:r>
-          <w:r>
-            <w:fldChar w:fldCharType="end"/>
-          </w:r>
-          <w:r>
-            <w:rPr>
-              <w:bCs/>
-              <w:lang w:val="zh-CN"/>
-            </w:rPr>
-            <w:fldChar w:fldCharType="end"/>
-          </w:r>
-        </w:p>
-        <w:p>
-          <w:pPr>
-            <w:pStyle w:val="40"/>
-            <w:tabs>
-              <w:tab w:val="right" w:leader="dot" w:pos="9412"/>
-            </w:tabs>
-          </w:pPr>
-          <w:r>
-            <w:rPr>
-              <w:bCs/>
-              <w:lang w:val="zh-CN"/>
-            </w:rPr>
-            <w:fldChar w:fldCharType="begin"/>
-          </w:r>
-          <w:r>
-            <w:rPr>
-              <w:bCs/>
-              <w:lang w:val="zh-CN"/>
-            </w:rPr>
-            <w:instrText xml:space="preserve"> HYPERLINK \l _Toc2027 </w:instrText>
-          </w:r>
-          <w:r>
-            <w:rPr>
-              <w:bCs/>
-              <w:lang w:val="zh-CN"/>
-            </w:rPr>
-            <w:fldChar w:fldCharType="separate"/>
-          </w:r>
-          <w:r>
-            <w:rPr>
-              <w:rFonts w:hint="default" w:cs="Times New Roman" w:asciiTheme="minorEastAsia" w:hAnsiTheme="minorEastAsia" w:eastAsiaTheme="minorEastAsia"/>
-              <w:bCs w:val="0"/>
-              <w:kern w:val="0"/>
-              <w:szCs w:val="28"/>
-              <w:lang w:val="en-US" w:eastAsia="zh-CN" w:bidi="ar-SA"/>
-            </w:rPr>
-            <w:t xml:space="preserve">3.2.2 </w:t>
-          </w:r>
-          <w:r>
-            <w:rPr>
-              <w:rFonts w:hint="eastAsia" w:ascii="宋体" w:hAnsi="宋体"/>
-              <w:lang w:val="en-US" w:eastAsia="zh-CN"/>
-            </w:rPr>
-            <w:t>过滤大型数据集</w:t>
-          </w:r>
-          <w:r>
-            <w:tab/>
-          </w:r>
-          <w:r>
-            <w:fldChar w:fldCharType="begin"/>
-          </w:r>
-          <w:r>
-            <w:instrText xml:space="preserve"> PAGEREF _Toc2027 \h </w:instrText>
+            <w:instrText xml:space="preserve"> PAGEREF _Toc29949 \h </w:instrText>
           </w:r>
           <w:r>
             <w:fldChar w:fldCharType="separate"/>
@@ -3979,7 +3828,7 @@
               <w:bCs/>
               <w:lang w:val="zh-CN"/>
             </w:rPr>
-            <w:instrText xml:space="preserve"> HYPERLINK \l _Toc4203 </w:instrText>
+            <w:instrText xml:space="preserve"> HYPERLINK \l _Toc17806 </w:instrText>
           </w:r>
           <w:r>
             <w:rPr>
@@ -3993,14 +3842,14 @@
               <w:rFonts w:hint="default" w:asciiTheme="minorEastAsia" w:hAnsiTheme="minorEastAsia" w:eastAsiaTheme="minorEastAsia"/>
               <w:szCs w:val="28"/>
             </w:rPr>
-            <w:t xml:space="preserve">3.2.3 </w:t>
+            <w:t xml:space="preserve">3.2.1 </w:t>
           </w:r>
           <w:r>
             <w:rPr>
               <w:rFonts w:hint="eastAsia" w:ascii="宋体" w:hAnsi="宋体"/>
               <w:lang w:val="en-US" w:eastAsia="zh-CN"/>
             </w:rPr>
-            <w:t>时间序列分析</w:t>
+            <w:t>Aggregation</w:t>
           </w:r>
           <w:r>
             <w:tab/>
@@ -4009,74 +3858,7 @@
             <w:fldChar w:fldCharType="begin"/>
           </w:r>
           <w:r>
-            <w:instrText xml:space="preserve"> PAGEREF _Toc4203 \h </w:instrText>
-          </w:r>
-          <w:r>
-            <w:fldChar w:fldCharType="separate"/>
-          </w:r>
-          <w:r>
-            <w:t>7</w:t>
-          </w:r>
-          <w:r>
-            <w:fldChar w:fldCharType="end"/>
-          </w:r>
-          <w:r>
-            <w:rPr>
-              <w:bCs/>
-              <w:lang w:val="zh-CN"/>
-            </w:rPr>
-            <w:fldChar w:fldCharType="end"/>
-          </w:r>
-        </w:p>
-        <w:p>
-          <w:pPr>
-            <w:pStyle w:val="67"/>
-            <w:tabs>
-              <w:tab w:val="right" w:leader="dot" w:pos="9412"/>
-            </w:tabs>
-          </w:pPr>
-          <w:r>
-            <w:rPr>
-              <w:bCs/>
-              <w:lang w:val="zh-CN"/>
-            </w:rPr>
-            <w:fldChar w:fldCharType="begin"/>
-          </w:r>
-          <w:r>
-            <w:rPr>
-              <w:bCs/>
-              <w:lang w:val="zh-CN"/>
-            </w:rPr>
-            <w:instrText xml:space="preserve"> HYPERLINK \l _Toc30190 </w:instrText>
-          </w:r>
-          <w:r>
-            <w:rPr>
-              <w:bCs/>
-              <w:lang w:val="zh-CN"/>
-            </w:rPr>
-            <w:fldChar w:fldCharType="separate"/>
-          </w:r>
-          <w:r>
-            <w:rPr>
-              <w:rFonts w:hint="eastAsia" w:asciiTheme="minorEastAsia" w:hAnsiTheme="minorEastAsia" w:eastAsiaTheme="minorEastAsia"/>
-            </w:rPr>
-            <w:t xml:space="preserve">3.3 </w:t>
-          </w:r>
-          <w:r>
-            <w:rPr>
-              <w:rFonts w:hint="eastAsia" w:ascii="宋体" w:hAnsi="宋体"/>
-              <w:lang w:val="en-US" w:eastAsia="zh-CN"/>
-            </w:rPr>
-            <w:t>查询数据湖</w:t>
-          </w:r>
-          <w:r>
-            <w:tab/>
-          </w:r>
-          <w:r>
-            <w:fldChar w:fldCharType="begin"/>
-          </w:r>
-          <w:r>
-            <w:instrText xml:space="preserve"> PAGEREF _Toc30190 \h </w:instrText>
+            <w:instrText xml:space="preserve"> PAGEREF _Toc17806 \h </w:instrText>
           </w:r>
           <w:r>
             <w:fldChar w:fldCharType="separate"/>
@@ -4114,7 +3896,7 @@
               <w:bCs/>
               <w:lang w:val="zh-CN"/>
             </w:rPr>
-            <w:instrText xml:space="preserve"> HYPERLINK \l _Toc28622 </w:instrText>
+            <w:instrText xml:space="preserve"> HYPERLINK \l _Toc22809 </w:instrText>
           </w:r>
           <w:r>
             <w:rPr>
@@ -4125,17 +3907,20 @@
           </w:r>
           <w:r>
             <w:rPr>
-              <w:rFonts w:hint="default" w:asciiTheme="minorEastAsia" w:hAnsiTheme="minorEastAsia" w:eastAsiaTheme="minorEastAsia"/>
+              <w:rFonts w:hint="default" w:cs="Times New Roman" w:asciiTheme="minorEastAsia" w:hAnsiTheme="minorEastAsia" w:eastAsiaTheme="minorEastAsia"/>
+              <w:bCs w:val="0"/>
+              <w:kern w:val="0"/>
               <w:szCs w:val="28"/>
+              <w:lang w:val="en-US" w:eastAsia="zh-CN" w:bidi="ar-SA"/>
             </w:rPr>
-            <w:t xml:space="preserve">3.3.1 </w:t>
+            <w:t xml:space="preserve">3.2.2 </w:t>
           </w:r>
           <w:r>
             <w:rPr>
               <w:rFonts w:hint="eastAsia" w:ascii="宋体" w:hAnsi="宋体"/>
               <w:lang w:val="en-US" w:eastAsia="zh-CN"/>
             </w:rPr>
-            <w:t>支持的文件格式</w:t>
+            <w:t>Filtering Large Datasets</w:t>
           </w:r>
           <w:r>
             <w:tab/>
@@ -4144,7 +3929,7 @@
             <w:fldChar w:fldCharType="begin"/>
           </w:r>
           <w:r>
-            <w:instrText xml:space="preserve"> PAGEREF _Toc28622 \h </w:instrText>
+            <w:instrText xml:space="preserve"> PAGEREF _Toc22809 \h </w:instrText>
           </w:r>
           <w:r>
             <w:fldChar w:fldCharType="separate"/>
@@ -4182,7 +3967,7 @@
               <w:bCs/>
               <w:lang w:val="zh-CN"/>
             </w:rPr>
-            <w:instrText xml:space="preserve"> HYPERLINK \l _Toc19625 </w:instrText>
+            <w:instrText xml:space="preserve"> HYPERLINK \l _Toc22448 </w:instrText>
           </w:r>
           <w:r>
             <w:rPr>
@@ -4196,14 +3981,14 @@
               <w:rFonts w:hint="default" w:asciiTheme="minorEastAsia" w:hAnsiTheme="minorEastAsia" w:eastAsiaTheme="minorEastAsia"/>
               <w:szCs w:val="28"/>
             </w:rPr>
-            <w:t xml:space="preserve">3.3.2 </w:t>
+            <w:t xml:space="preserve">3.2.3 </w:t>
           </w:r>
           <w:r>
             <w:rPr>
               <w:rFonts w:hint="eastAsia" w:ascii="宋体" w:hAnsi="宋体"/>
               <w:lang w:val="en-US" w:eastAsia="zh-CN"/>
             </w:rPr>
-            <w:t>查询Parquet文件</w:t>
+            <w:t>Time-series Analysis</w:t>
           </w:r>
           <w:r>
             <w:tab/>
@@ -4212,13 +3997,13 @@
             <w:fldChar w:fldCharType="begin"/>
           </w:r>
           <w:r>
-            <w:instrText xml:space="preserve"> PAGEREF _Toc19625 \h </w:instrText>
+            <w:instrText xml:space="preserve"> PAGEREF _Toc22448 \h </w:instrText>
           </w:r>
           <w:r>
             <w:fldChar w:fldCharType="separate"/>
           </w:r>
           <w:r>
-            <w:t>7</w:t>
+            <w:t>8</w:t>
           </w:r>
           <w:r>
             <w:fldChar w:fldCharType="end"/>
@@ -4233,7 +4018,7 @@
         </w:p>
         <w:p>
           <w:pPr>
-            <w:pStyle w:val="40"/>
+            <w:pStyle w:val="67"/>
             <w:tabs>
               <w:tab w:val="right" w:leader="dot" w:pos="9412"/>
             </w:tabs>
@@ -4250,7 +4035,7 @@
               <w:bCs/>
               <w:lang w:val="zh-CN"/>
             </w:rPr>
-            <w:instrText xml:space="preserve"> HYPERLINK \l _Toc14738 </w:instrText>
+            <w:instrText xml:space="preserve"> HYPERLINK \l _Toc5493 </w:instrText>
           </w:r>
           <w:r>
             <w:rPr>
@@ -4261,17 +4046,16 @@
           </w:r>
           <w:r>
             <w:rPr>
-              <w:rFonts w:hint="default" w:asciiTheme="minorEastAsia" w:hAnsiTheme="minorEastAsia" w:eastAsiaTheme="minorEastAsia"/>
-              <w:szCs w:val="28"/>
+              <w:rFonts w:hint="eastAsia" w:asciiTheme="minorEastAsia" w:hAnsiTheme="minorEastAsia" w:eastAsiaTheme="minorEastAsia"/>
             </w:rPr>
-            <w:t xml:space="preserve">3.3.3 </w:t>
+            <w:t xml:space="preserve">3.3 </w:t>
           </w:r>
           <w:r>
             <w:rPr>
               <w:rFonts w:hint="eastAsia" w:ascii="宋体" w:hAnsi="宋体"/>
               <w:lang w:val="en-US" w:eastAsia="zh-CN"/>
             </w:rPr>
-            <w:t>查询CSV文件</w:t>
+            <w:t>Querying the Data Lake</w:t>
           </w:r>
           <w:r>
             <w:tab/>
@@ -4280,7 +4064,7 @@
             <w:fldChar w:fldCharType="begin"/>
           </w:r>
           <w:r>
-            <w:instrText xml:space="preserve"> PAGEREF _Toc14738 \h </w:instrText>
+            <w:instrText xml:space="preserve"> PAGEREF _Toc5493 \h </w:instrText>
           </w:r>
           <w:r>
             <w:fldChar w:fldCharType="separate"/>
@@ -4318,7 +4102,7 @@
               <w:bCs/>
               <w:lang w:val="zh-CN"/>
             </w:rPr>
-            <w:instrText xml:space="preserve"> HYPERLINK \l _Toc32660 </w:instrText>
+            <w:instrText xml:space="preserve"> HYPERLINK \l _Toc16377 </w:instrText>
           </w:r>
           <w:r>
             <w:rPr>
@@ -4332,14 +4116,14 @@
               <w:rFonts w:hint="default" w:asciiTheme="minorEastAsia" w:hAnsiTheme="minorEastAsia" w:eastAsiaTheme="minorEastAsia"/>
               <w:szCs w:val="28"/>
             </w:rPr>
-            <w:t xml:space="preserve">3.3.4 </w:t>
+            <w:t xml:space="preserve">3.3.1 </w:t>
           </w:r>
           <w:r>
             <w:rPr>
               <w:rFonts w:hint="eastAsia" w:ascii="宋体" w:hAnsi="宋体"/>
               <w:lang w:val="en-US" w:eastAsia="zh-CN"/>
             </w:rPr>
-            <w:t>查询JSON文件</w:t>
+            <w:t>Supported File Formats</w:t>
           </w:r>
           <w:r>
             <w:tab/>
@@ -4348,7 +4132,7 @@
             <w:fldChar w:fldCharType="begin"/>
           </w:r>
           <w:r>
-            <w:instrText xml:space="preserve"> PAGEREF _Toc32660 \h </w:instrText>
+            <w:instrText xml:space="preserve"> PAGEREF _Toc16377 \h </w:instrText>
           </w:r>
           <w:r>
             <w:fldChar w:fldCharType="separate"/>
@@ -4386,7 +4170,7 @@
               <w:bCs/>
               <w:lang w:val="zh-CN"/>
             </w:rPr>
-            <w:instrText xml:space="preserve"> HYPERLINK \l _Toc460 </w:instrText>
+            <w:instrText xml:space="preserve"> HYPERLINK \l _Toc9121 </w:instrText>
           </w:r>
           <w:r>
             <w:rPr>
@@ -4400,14 +4184,14 @@
               <w:rFonts w:hint="default" w:asciiTheme="minorEastAsia" w:hAnsiTheme="minorEastAsia" w:eastAsiaTheme="minorEastAsia"/>
               <w:szCs w:val="28"/>
             </w:rPr>
-            <w:t xml:space="preserve">3.3.5 </w:t>
+            <w:t xml:space="preserve">3.3.2 </w:t>
           </w:r>
           <w:r>
             <w:rPr>
               <w:rFonts w:hint="eastAsia" w:ascii="宋体" w:hAnsi="宋体"/>
               <w:lang w:val="en-US" w:eastAsia="zh-CN"/>
             </w:rPr>
-            <w:t>查询Iceberg表</w:t>
+            <w:t>Querying Parquet Files</w:t>
           </w:r>
           <w:r>
             <w:tab/>
@@ -4416,7 +4200,7 @@
             <w:fldChar w:fldCharType="begin"/>
           </w:r>
           <w:r>
-            <w:instrText xml:space="preserve"> PAGEREF _Toc460 \h </w:instrText>
+            <w:instrText xml:space="preserve"> PAGEREF _Toc9121 \h </w:instrText>
           </w:r>
           <w:r>
             <w:fldChar w:fldCharType="separate"/>
@@ -4454,7 +4238,7 @@
               <w:bCs/>
               <w:lang w:val="zh-CN"/>
             </w:rPr>
-            <w:instrText xml:space="preserve"> HYPERLINK \l _Toc20252 </w:instrText>
+            <w:instrText xml:space="preserve"> HYPERLINK \l _Toc25343 </w:instrText>
           </w:r>
           <w:r>
             <w:rPr>
@@ -4468,14 +4252,14 @@
               <w:rFonts w:hint="default" w:asciiTheme="minorEastAsia" w:hAnsiTheme="minorEastAsia" w:eastAsiaTheme="minorEastAsia"/>
               <w:szCs w:val="28"/>
             </w:rPr>
-            <w:t xml:space="preserve">3.3.6 </w:t>
+            <w:t xml:space="preserve">3.3.3 </w:t>
           </w:r>
           <w:r>
             <w:rPr>
               <w:rFonts w:hint="eastAsia" w:ascii="宋体" w:hAnsi="宋体"/>
               <w:lang w:val="en-US" w:eastAsia="zh-CN"/>
             </w:rPr>
-            <w:t>查询Delta Lake表</w:t>
+            <w:t>Querying CSV Files</w:t>
           </w:r>
           <w:r>
             <w:tab/>
@@ -4484,7 +4268,7 @@
             <w:fldChar w:fldCharType="begin"/>
           </w:r>
           <w:r>
-            <w:instrText xml:space="preserve"> PAGEREF _Toc20252 \h </w:instrText>
+            <w:instrText xml:space="preserve"> PAGEREF _Toc25343 \h </w:instrText>
           </w:r>
           <w:r>
             <w:fldChar w:fldCharType="separate"/>
@@ -4522,7 +4306,7 @@
               <w:bCs/>
               <w:lang w:val="zh-CN"/>
             </w:rPr>
-            <w:instrText xml:space="preserve"> HYPERLINK \l _Toc14636 </w:instrText>
+            <w:instrText xml:space="preserve"> HYPERLINK \l _Toc27162 </w:instrText>
           </w:r>
           <w:r>
             <w:rPr>
@@ -4536,13 +4320,14 @@
               <w:rFonts w:hint="default" w:asciiTheme="minorEastAsia" w:hAnsiTheme="minorEastAsia" w:eastAsiaTheme="minorEastAsia"/>
               <w:szCs w:val="28"/>
             </w:rPr>
-            <w:t xml:space="preserve">3.3.7 </w:t>
+            <w:t xml:space="preserve">3.3.4 </w:t>
           </w:r>
           <w:r>
             <w:rPr>
-              <w:lang w:eastAsia="zh-CN"/>
+              <w:rFonts w:hint="eastAsia" w:ascii="宋体" w:hAnsi="宋体"/>
+              <w:lang w:val="en-US" w:eastAsia="zh-CN"/>
             </w:rPr>
-            <w:t>与 PostgreSQL 表连接</w:t>
+            <w:t>Querying JSON Files</w:t>
           </w:r>
           <w:r>
             <w:tab/>
@@ -4551,7 +4336,7 @@
             <w:fldChar w:fldCharType="begin"/>
           </w:r>
           <w:r>
-            <w:instrText xml:space="preserve"> PAGEREF _Toc14636 \h </w:instrText>
+            <w:instrText xml:space="preserve"> PAGEREF _Toc27162 \h </w:instrText>
           </w:r>
           <w:r>
             <w:fldChar w:fldCharType="separate"/>
@@ -4589,7 +4374,7 @@
               <w:bCs/>
               <w:lang w:val="zh-CN"/>
             </w:rPr>
-            <w:instrText xml:space="preserve"> HYPERLINK \l _Toc23342 </w:instrText>
+            <w:instrText xml:space="preserve"> HYPERLINK \l _Toc14486 </w:instrText>
           </w:r>
           <w:r>
             <w:rPr>
@@ -4603,14 +4388,14 @@
               <w:rFonts w:hint="default" w:asciiTheme="minorEastAsia" w:hAnsiTheme="minorEastAsia" w:eastAsiaTheme="minorEastAsia"/>
               <w:szCs w:val="28"/>
             </w:rPr>
-            <w:t xml:space="preserve">3.3.8 </w:t>
+            <w:t xml:space="preserve">3.3.5 </w:t>
           </w:r>
           <w:r>
             <w:rPr>
-              <w:rFonts w:hint="eastAsia"/>
+              <w:rFonts w:hint="eastAsia" w:ascii="宋体" w:hAnsi="宋体"/>
               <w:lang w:val="en-US" w:eastAsia="zh-CN"/>
             </w:rPr>
-            <w:t>外部表性能问题</w:t>
+            <w:t>Querying Iceberg Tables</w:t>
           </w:r>
           <w:r>
             <w:tab/>
@@ -4619,7 +4404,7 @@
             <w:fldChar w:fldCharType="begin"/>
           </w:r>
           <w:r>
-            <w:instrText xml:space="preserve"> PAGEREF _Toc23342 \h </w:instrText>
+            <w:instrText xml:space="preserve"> PAGEREF _Toc14486 \h </w:instrText>
           </w:r>
           <w:r>
             <w:fldChar w:fldCharType="separate"/>
@@ -4640,7 +4425,7 @@
         </w:p>
         <w:p>
           <w:pPr>
-            <w:pStyle w:val="67"/>
+            <w:pStyle w:val="40"/>
             <w:tabs>
               <w:tab w:val="right" w:leader="dot" w:pos="9412"/>
             </w:tabs>
@@ -4657,7 +4442,7 @@
               <w:bCs/>
               <w:lang w:val="zh-CN"/>
             </w:rPr>
-            <w:instrText xml:space="preserve"> HYPERLINK \l _Toc4616 </w:instrText>
+            <w:instrText xml:space="preserve"> HYPERLINK \l _Toc18282 </w:instrText>
           </w:r>
           <w:r>
             <w:rPr>
@@ -4668,16 +4453,17 @@
           </w:r>
           <w:r>
             <w:rPr>
-              <w:rFonts w:hint="eastAsia" w:asciiTheme="minorEastAsia" w:hAnsiTheme="minorEastAsia" w:eastAsiaTheme="minorEastAsia"/>
+              <w:rFonts w:hint="default" w:asciiTheme="minorEastAsia" w:hAnsiTheme="minorEastAsia" w:eastAsiaTheme="minorEastAsia"/>
+              <w:szCs w:val="28"/>
             </w:rPr>
-            <w:t xml:space="preserve">3.4 </w:t>
+            <w:t xml:space="preserve">3.3.6 </w:t>
           </w:r>
           <w:r>
             <w:rPr>
               <w:rFonts w:hint="eastAsia" w:ascii="宋体" w:hAnsi="宋体"/>
               <w:lang w:val="en-US" w:eastAsia="zh-CN"/>
             </w:rPr>
-            <w:t>Iceberg配置</w:t>
+            <w:t>Querying Delta Lake Tables</w:t>
           </w:r>
           <w:r>
             <w:tab/>
@@ -4686,7 +4472,74 @@
             <w:fldChar w:fldCharType="begin"/>
           </w:r>
           <w:r>
-            <w:instrText xml:space="preserve"> PAGEREF _Toc4616 \h </w:instrText>
+            <w:instrText xml:space="preserve"> PAGEREF _Toc18282 \h </w:instrText>
+          </w:r>
+          <w:r>
+            <w:fldChar w:fldCharType="separate"/>
+          </w:r>
+          <w:r>
+            <w:t>9</w:t>
+          </w:r>
+          <w:r>
+            <w:fldChar w:fldCharType="end"/>
+          </w:r>
+          <w:r>
+            <w:rPr>
+              <w:bCs/>
+              <w:lang w:val="zh-CN"/>
+            </w:rPr>
+            <w:fldChar w:fldCharType="end"/>
+          </w:r>
+        </w:p>
+        <w:p>
+          <w:pPr>
+            <w:pStyle w:val="40"/>
+            <w:tabs>
+              <w:tab w:val="right" w:leader="dot" w:pos="9412"/>
+            </w:tabs>
+          </w:pPr>
+          <w:r>
+            <w:rPr>
+              <w:bCs/>
+              <w:lang w:val="zh-CN"/>
+            </w:rPr>
+            <w:fldChar w:fldCharType="begin"/>
+          </w:r>
+          <w:r>
+            <w:rPr>
+              <w:bCs/>
+              <w:lang w:val="zh-CN"/>
+            </w:rPr>
+            <w:instrText xml:space="preserve"> HYPERLINK \l _Toc31496 </w:instrText>
+          </w:r>
+          <w:r>
+            <w:rPr>
+              <w:bCs/>
+              <w:lang w:val="zh-CN"/>
+            </w:rPr>
+            <w:fldChar w:fldCharType="separate"/>
+          </w:r>
+          <w:r>
+            <w:rPr>
+              <w:rFonts w:hint="default" w:asciiTheme="minorEastAsia" w:hAnsiTheme="minorEastAsia" w:eastAsiaTheme="minorEastAsia"/>
+              <w:szCs w:val="28"/>
+            </w:rPr>
+            <w:t xml:space="preserve">3.3.7 </w:t>
+          </w:r>
+          <w:r>
+            <w:rPr>
+              <w:lang w:eastAsia="zh-CN"/>
+            </w:rPr>
+            <w:t>Joining with PostgreSQL Tables</w:t>
+          </w:r>
+          <w:r>
+            <w:tab/>
+          </w:r>
+          <w:r>
+            <w:fldChar w:fldCharType="begin"/>
+          </w:r>
+          <w:r>
+            <w:instrText xml:space="preserve"> PAGEREF _Toc31496 \h </w:instrText>
           </w:r>
           <w:r>
             <w:fldChar w:fldCharType="separate"/>
@@ -4724,7 +4577,7 @@
               <w:bCs/>
               <w:lang w:val="zh-CN"/>
             </w:rPr>
-            <w:instrText xml:space="preserve"> HYPERLINK \l _Toc7823 </w:instrText>
+            <w:instrText xml:space="preserve"> HYPERLINK \l _Toc4877 </w:instrText>
           </w:r>
           <w:r>
             <w:rPr>
@@ -4738,14 +4591,14 @@
               <w:rFonts w:hint="default" w:asciiTheme="minorEastAsia" w:hAnsiTheme="minorEastAsia" w:eastAsiaTheme="minorEastAsia"/>
               <w:szCs w:val="28"/>
             </w:rPr>
-            <w:t xml:space="preserve">3.4.1 </w:t>
+            <w:t xml:space="preserve">3.3.8 </w:t>
           </w:r>
           <w:r>
             <w:rPr>
               <w:rFonts w:hint="eastAsia"/>
               <w:lang w:val="en-US" w:eastAsia="zh-CN"/>
             </w:rPr>
-            <w:t>Iceberg表元数据</w:t>
+            <w:t>External Table Performance Considerations</w:t>
           </w:r>
           <w:r>
             <w:tab/>
@@ -4754,74 +4607,7 @@
             <w:fldChar w:fldCharType="begin"/>
           </w:r>
           <w:r>
-            <w:instrText xml:space="preserve"> PAGEREF _Toc7823 \h </w:instrText>
-          </w:r>
-          <w:r>
-            <w:fldChar w:fldCharType="separate"/>
-          </w:r>
-          <w:r>
-            <w:t>10</w:t>
-          </w:r>
-          <w:r>
-            <w:fldChar w:fldCharType="end"/>
-          </w:r>
-          <w:r>
-            <w:rPr>
-              <w:bCs/>
-              <w:lang w:val="zh-CN"/>
-            </w:rPr>
-            <w:fldChar w:fldCharType="end"/>
-          </w:r>
-        </w:p>
-        <w:p>
-          <w:pPr>
-            <w:pStyle w:val="52"/>
-            <w:tabs>
-              <w:tab w:val="right" w:leader="dot" w:pos="9412"/>
-            </w:tabs>
-          </w:pPr>
-          <w:r>
-            <w:rPr>
-              <w:bCs/>
-              <w:lang w:val="zh-CN"/>
-            </w:rPr>
-            <w:fldChar w:fldCharType="begin"/>
-          </w:r>
-          <w:r>
-            <w:rPr>
-              <w:bCs/>
-              <w:lang w:val="zh-CN"/>
-            </w:rPr>
-            <w:instrText xml:space="preserve"> HYPERLINK \l _Toc3752 </w:instrText>
-          </w:r>
-          <w:r>
-            <w:rPr>
-              <w:bCs/>
-              <w:lang w:val="zh-CN"/>
-            </w:rPr>
-            <w:fldChar w:fldCharType="separate"/>
-          </w:r>
-          <w:r>
-            <w:rPr>
-              <w:rFonts w:hint="default" w:ascii="宋体" w:hAnsi="宋体" w:eastAsia="宋体"/>
-            </w:rPr>
-            <w:t xml:space="preserve">4 </w:t>
-          </w:r>
-          <w:r>
-            <w:rPr>
-              <w:rFonts w:hint="eastAsia" w:ascii="宋体" w:hAnsi="宋体"/>
-              <w:lang w:val="en-US" w:eastAsia="zh-CN"/>
-            </w:rPr>
-            <w:t>使用案例</w:t>
-          </w:r>
-          <w:r>
-            <w:tab/>
-          </w:r>
-          <w:r>
-            <w:fldChar w:fldCharType="begin"/>
-          </w:r>
-          <w:r>
-            <w:instrText xml:space="preserve"> PAGEREF _Toc3752 \h </w:instrText>
+            <w:instrText xml:space="preserve"> PAGEREF _Toc4877 \h </w:instrText>
           </w:r>
           <w:r>
             <w:fldChar w:fldCharType="separate"/>
@@ -4859,7 +4645,7 @@
               <w:bCs/>
               <w:lang w:val="zh-CN"/>
             </w:rPr>
-            <w:instrText xml:space="preserve"> HYPERLINK \l _Toc17024 </w:instrText>
+            <w:instrText xml:space="preserve"> HYPERLINK \l _Toc30930 </w:instrText>
           </w:r>
           <w:r>
             <w:rPr>
@@ -4872,14 +4658,14 @@
             <w:rPr>
               <w:rFonts w:hint="eastAsia" w:asciiTheme="minorEastAsia" w:hAnsiTheme="minorEastAsia" w:eastAsiaTheme="minorEastAsia"/>
             </w:rPr>
-            <w:t xml:space="preserve">4.1 </w:t>
+            <w:t xml:space="preserve">3.4 </w:t>
           </w:r>
           <w:r>
             <w:rPr>
               <w:rFonts w:hint="eastAsia" w:ascii="宋体" w:hAnsi="宋体"/>
               <w:lang w:val="en-US" w:eastAsia="zh-CN"/>
             </w:rPr>
-            <w:t>实时分析</w:t>
+            <w:t>Iceberg Configuration</w:t>
           </w:r>
           <w:r>
             <w:tab/>
@@ -4888,13 +4674,148 @@
             <w:fldChar w:fldCharType="begin"/>
           </w:r>
           <w:r>
-            <w:instrText xml:space="preserve"> PAGEREF _Toc17024 \h </w:instrText>
+            <w:instrText xml:space="preserve"> PAGEREF _Toc30930 \h </w:instrText>
           </w:r>
           <w:r>
             <w:fldChar w:fldCharType="separate"/>
           </w:r>
           <w:r>
             <w:t>10</w:t>
+          </w:r>
+          <w:r>
+            <w:fldChar w:fldCharType="end"/>
+          </w:r>
+          <w:r>
+            <w:rPr>
+              <w:bCs/>
+              <w:lang w:val="zh-CN"/>
+            </w:rPr>
+            <w:fldChar w:fldCharType="end"/>
+          </w:r>
+        </w:p>
+        <w:p>
+          <w:pPr>
+            <w:pStyle w:val="40"/>
+            <w:tabs>
+              <w:tab w:val="right" w:leader="dot" w:pos="9412"/>
+            </w:tabs>
+          </w:pPr>
+          <w:r>
+            <w:rPr>
+              <w:bCs/>
+              <w:lang w:val="zh-CN"/>
+            </w:rPr>
+            <w:fldChar w:fldCharType="begin"/>
+          </w:r>
+          <w:r>
+            <w:rPr>
+              <w:bCs/>
+              <w:lang w:val="zh-CN"/>
+            </w:rPr>
+            <w:instrText xml:space="preserve"> HYPERLINK \l _Toc10936 </w:instrText>
+          </w:r>
+          <w:r>
+            <w:rPr>
+              <w:bCs/>
+              <w:lang w:val="zh-CN"/>
+            </w:rPr>
+            <w:fldChar w:fldCharType="separate"/>
+          </w:r>
+          <w:r>
+            <w:rPr>
+              <w:rFonts w:hint="default" w:asciiTheme="minorEastAsia" w:hAnsiTheme="minorEastAsia" w:eastAsiaTheme="minorEastAsia"/>
+              <w:szCs w:val="28"/>
+            </w:rPr>
+            <w:t xml:space="preserve">3.4.1 </w:t>
+          </w:r>
+          <w:r>
+            <w:rPr>
+              <w:rFonts w:hint="eastAsia"/>
+              <w:lang w:val="en-US" w:eastAsia="zh-CN"/>
+            </w:rPr>
+            <w:t>Iceberg Table Metadata</w:t>
+          </w:r>
+          <w:r>
+            <w:tab/>
+          </w:r>
+          <w:r>
+            <w:fldChar w:fldCharType="begin"/>
+          </w:r>
+          <w:r>
+            <w:instrText xml:space="preserve"> PAGEREF _Toc10936 \h </w:instrText>
+          </w:r>
+          <w:r>
+            <w:fldChar w:fldCharType="separate"/>
+          </w:r>
+          <w:r>
+            <w:t>11</w:t>
+          </w:r>
+          <w:r>
+            <w:fldChar w:fldCharType="end"/>
+          </w:r>
+          <w:r>
+            <w:rPr>
+              <w:bCs/>
+              <w:lang w:val="zh-CN"/>
+            </w:rPr>
+            <w:fldChar w:fldCharType="end"/>
+          </w:r>
+        </w:p>
+        <w:p>
+          <w:pPr>
+            <w:pStyle w:val="52"/>
+            <w:tabs>
+              <w:tab w:val="right" w:leader="dot" w:pos="9412"/>
+            </w:tabs>
+          </w:pPr>
+          <w:r>
+            <w:rPr>
+              <w:bCs/>
+              <w:lang w:val="zh-CN"/>
+            </w:rPr>
+            <w:fldChar w:fldCharType="begin"/>
+          </w:r>
+          <w:r>
+            <w:rPr>
+              <w:bCs/>
+              <w:lang w:val="zh-CN"/>
+            </w:rPr>
+            <w:instrText xml:space="preserve"> HYPERLINK \l _Toc25942 </w:instrText>
+          </w:r>
+          <w:r>
+            <w:rPr>
+              <w:bCs/>
+              <w:lang w:val="zh-CN"/>
+            </w:rPr>
+            <w:fldChar w:fldCharType="separate"/>
+          </w:r>
+          <w:r>
+            <w:rPr>
+              <w:rFonts w:hint="default" w:ascii="宋体" w:hAnsi="宋体" w:eastAsia="宋体"/>
+            </w:rPr>
+            <w:t xml:space="preserve">4 </w:t>
+          </w:r>
+          <w:r>
+            <w:rPr>
+              <w:rFonts w:hint="eastAsia" w:ascii="宋体" w:hAnsi="宋体"/>
+              <w:lang w:val="en-US" w:eastAsia="zh-CN"/>
+            </w:rPr>
+            <w:t>Use Cases</w:t>
+          </w:r>
+          <w:r>
+            <w:tab/>
+          </w:r>
+          <w:r>
+            <w:fldChar w:fldCharType="begin"/>
+          </w:r>
+          <w:r>
+            <w:instrText xml:space="preserve"> PAGEREF _Toc25942 \h </w:instrText>
+          </w:r>
+          <w:r>
+            <w:fldChar w:fldCharType="separate"/>
+          </w:r>
+          <w:r>
+            <w:t>11</w:t>
           </w:r>
           <w:r>
             <w:fldChar w:fldCharType="end"/>
@@ -4926,7 +4847,74 @@
               <w:bCs/>
               <w:lang w:val="zh-CN"/>
             </w:rPr>
-            <w:instrText xml:space="preserve"> HYPERLINK \l _Toc2820 </w:instrText>
+            <w:instrText xml:space="preserve"> HYPERLINK \l _Toc5821 </w:instrText>
+          </w:r>
+          <w:r>
+            <w:rPr>
+              <w:bCs/>
+              <w:lang w:val="zh-CN"/>
+            </w:rPr>
+            <w:fldChar w:fldCharType="separate"/>
+          </w:r>
+          <w:r>
+            <w:rPr>
+              <w:rFonts w:hint="eastAsia" w:asciiTheme="minorEastAsia" w:hAnsiTheme="minorEastAsia" w:eastAsiaTheme="minorEastAsia"/>
+            </w:rPr>
+            <w:t xml:space="preserve">4.1 </w:t>
+          </w:r>
+          <w:r>
+            <w:rPr>
+              <w:rFonts w:hint="eastAsia" w:ascii="宋体" w:hAnsi="宋体"/>
+              <w:lang w:val="en-US" w:eastAsia="zh-CN"/>
+            </w:rPr>
+            <w:t>Real-time Analytics</w:t>
+          </w:r>
+          <w:r>
+            <w:tab/>
+          </w:r>
+          <w:r>
+            <w:fldChar w:fldCharType="begin"/>
+          </w:r>
+          <w:r>
+            <w:instrText xml:space="preserve"> PAGEREF _Toc5821 \h </w:instrText>
+          </w:r>
+          <w:r>
+            <w:fldChar w:fldCharType="separate"/>
+          </w:r>
+          <w:r>
+            <w:t>11</w:t>
+          </w:r>
+          <w:r>
+            <w:fldChar w:fldCharType="end"/>
+          </w:r>
+          <w:r>
+            <w:rPr>
+              <w:bCs/>
+              <w:lang w:val="zh-CN"/>
+            </w:rPr>
+            <w:fldChar w:fldCharType="end"/>
+          </w:r>
+        </w:p>
+        <w:p>
+          <w:pPr>
+            <w:pStyle w:val="67"/>
+            <w:tabs>
+              <w:tab w:val="right" w:leader="dot" w:pos="9412"/>
+            </w:tabs>
+          </w:pPr>
+          <w:r>
+            <w:rPr>
+              <w:bCs/>
+              <w:lang w:val="zh-CN"/>
+            </w:rPr>
+            <w:fldChar w:fldCharType="begin"/>
+          </w:r>
+          <w:r>
+            <w:rPr>
+              <w:bCs/>
+              <w:lang w:val="zh-CN"/>
+            </w:rPr>
+            <w:instrText xml:space="preserve"> HYPERLINK \l _Toc10286 </w:instrText>
           </w:r>
           <w:r>
             <w:rPr>
@@ -4955,13 +4943,13 @@
             <w:fldChar w:fldCharType="begin"/>
           </w:r>
           <w:r>
-            <w:instrText xml:space="preserve"> PAGEREF _Toc2820 \h </w:instrText>
+            <w:instrText xml:space="preserve"> PAGEREF _Toc10286 \h </w:instrText>
           </w:r>
           <w:r>
             <w:fldChar w:fldCharType="separate"/>
           </w:r>
           <w:r>
-            <w:t>11</w:t>
+            <w:t>12</w:t>
           </w:r>
           <w:r>
             <w:fldChar w:fldCharType="end"/>
@@ -5019,10 +5007,10 @@
           <w:rFonts w:ascii="宋体" w:hAnsi="宋体"/>
         </w:rPr>
       </w:pPr>
-      <w:bookmarkStart w:id="0" w:name="_Toc1330"/>
-      <w:bookmarkStart w:id="1" w:name="_Toc530058165"/>
-      <w:bookmarkStart w:id="2" w:name="_Toc5266"/>
-      <w:bookmarkStart w:id="3" w:name="_Toc530045812"/>
+      <w:bookmarkStart w:id="0" w:name="_Toc530058165"/>
+      <w:bookmarkStart w:id="1" w:name="_Toc1330"/>
+      <w:bookmarkStart w:id="2" w:name="_Toc530045812"/>
+      <w:bookmarkStart w:id="3" w:name="_Toc17602"/>
       <w:bookmarkStart w:id="4" w:name="_Toc471765684"/>
       <w:r>
         <w:rPr>
@@ -5045,12 +5033,12 @@
           <w:rFonts w:ascii="宋体" w:hAnsi="宋体"/>
         </w:rPr>
       </w:pPr>
-      <w:bookmarkStart w:id="5" w:name="_Toc530045813"/>
-      <w:bookmarkStart w:id="6" w:name="_Toc530058166"/>
-      <w:bookmarkStart w:id="7" w:name="_Toc28187"/>
-      <w:bookmarkStart w:id="8" w:name="_Toc25610"/>
-      <w:bookmarkStart w:id="9" w:name="_Toc9695"/>
-      <w:bookmarkStart w:id="10" w:name="_Toc14495"/>
+      <w:bookmarkStart w:id="5" w:name="_Toc28187"/>
+      <w:bookmarkStart w:id="6" w:name="_Toc530045813"/>
+      <w:bookmarkStart w:id="7" w:name="_Toc25610"/>
+      <w:bookmarkStart w:id="8" w:name="_Toc530058166"/>
+      <w:bookmarkStart w:id="9" w:name="_Toc14495"/>
+      <w:bookmarkStart w:id="10" w:name="_Toc30656"/>
       <w:r>
         <w:rPr>
           <w:rFonts w:hint="eastAsia" w:ascii="宋体" w:hAnsi="宋体"/>
@@ -5093,14 +5081,14 @@
           <w:rFonts w:ascii="宋体" w:hAnsi="宋体"/>
         </w:rPr>
       </w:pPr>
-      <w:bookmarkStart w:id="11" w:name="_Toc1370"/>
-      <w:bookmarkStart w:id="12" w:name="_Toc530058167"/>
+      <w:bookmarkStart w:id="11" w:name="_Toc530058167"/>
+      <w:bookmarkStart w:id="12" w:name="_Toc1370"/>
       <w:bookmarkStart w:id="13" w:name="_Toc156"/>
       <w:bookmarkStart w:id="14" w:name="_Toc7448"/>
       <w:bookmarkStart w:id="15" w:name="_Toc31037"/>
       <w:bookmarkStart w:id="16" w:name="_Toc530045814"/>
       <w:bookmarkStart w:id="17" w:name="_Toc1024"/>
-      <w:bookmarkStart w:id="18" w:name="_Toc13738"/>
+      <w:bookmarkStart w:id="18" w:name="_Toc14708"/>
       <w:r>
         <w:rPr>
           <w:rFonts w:hint="eastAsia" w:ascii="宋体" w:hAnsi="宋体"/>
@@ -5135,36 +5123,6 @@
         </w:rPr>
         <w:t>ivy_mooncake is a real-time analytics extension that runs on IvorySQL / PostgreSQL. It creates an Apache Iceberg-format columnstore mirror of a business row-store table, guarantees freshness through CDC, and accelerates analytical queries with the DuckDB columnar engine; on top of this it provides end-to-end support for IvorySQL's Oracle-compatible types.</w:t>
       </w:r>
-      <w:r>
-        <w:rPr>
-          <w:rFonts w:hint="eastAsia"/>
-          <w:color w:val="auto"/>
-          <w:szCs w:val="24"/>
-          <w:lang w:val="en-US" w:eastAsia="zh-CN"/>
-        </w:rPr>
-      </w:r>
-      <w:r>
-        <w:rPr>
-          <w:rFonts w:hint="eastAsia"/>
-          <w:color w:val="auto"/>
-          <w:szCs w:val="24"/>
-        </w:rPr>
-      </w:r>
-      <w:r>
-        <w:rPr>
-          <w:rFonts w:hint="eastAsia"/>
-          <w:color w:val="auto"/>
-          <w:szCs w:val="24"/>
-          <w:lang w:val="en-US" w:eastAsia="zh-CN"/>
-        </w:rPr>
-      </w:r>
-      <w:r>
-        <w:rPr>
-          <w:rFonts w:hint="eastAsia"/>
-          <w:color w:val="auto"/>
-          <w:szCs w:val="24"/>
-        </w:rPr>
-      </w:r>
     </w:p>
     <w:p>
       <w:pPr>
@@ -5209,13 +5167,13 @@
         </w:rPr>
       </w:pPr>
       <w:bookmarkStart w:id="19" w:name="_Toc530045815"/>
-      <w:bookmarkStart w:id="20" w:name="_Toc31464"/>
-      <w:bookmarkStart w:id="21" w:name="_Toc30664"/>
-      <w:bookmarkStart w:id="22" w:name="_Toc23761"/>
-      <w:bookmarkStart w:id="23" w:name="_Toc5896"/>
-      <w:bookmarkStart w:id="24" w:name="_Toc20591"/>
-      <w:bookmarkStart w:id="25" w:name="_Toc530058168"/>
-      <w:bookmarkStart w:id="26" w:name="_Toc22883"/>
+      <w:bookmarkStart w:id="20" w:name="_Toc23761"/>
+      <w:bookmarkStart w:id="21" w:name="_Toc5896"/>
+      <w:bookmarkStart w:id="22" w:name="_Toc20591"/>
+      <w:bookmarkStart w:id="23" w:name="_Toc530058168"/>
+      <w:bookmarkStart w:id="24" w:name="_Toc31464"/>
+      <w:bookmarkStart w:id="25" w:name="_Toc30664"/>
+      <w:bookmarkStart w:id="26" w:name="_Toc32642"/>
       <w:r>
         <w:rPr>
           <w:rFonts w:hint="eastAsia" w:ascii="宋体" w:hAnsi="宋体"/>
@@ -5232,13 +5190,13 @@
       <w:bookmarkEnd w:id="26"/>
       <w:bookmarkStart w:id="27" w:name="__RefHeading__437_1015124000"/>
       <w:bookmarkEnd w:id="27"/>
-      <w:bookmarkStart w:id="28" w:name="__RefHeading__350_1596151704"/>
+      <w:bookmarkStart w:id="28" w:name="__RefHeading__178_1633436539"/>
       <w:bookmarkEnd w:id="28"/>
       <w:bookmarkStart w:id="29" w:name="__RefHeading__10_1393976253"/>
       <w:bookmarkEnd w:id="29"/>
-      <w:bookmarkStart w:id="30" w:name="__RefHeading__81_648620506"/>
+      <w:bookmarkStart w:id="30" w:name="__RefHeading__350_1596151704"/>
       <w:bookmarkEnd w:id="30"/>
-      <w:bookmarkStart w:id="31" w:name="__RefHeading__178_1633436539"/>
+      <w:bookmarkStart w:id="31" w:name="__RefHeading__81_648620506"/>
       <w:bookmarkEnd w:id="31"/>
       <w:bookmarkStart w:id="32" w:name="__RefHeading__264_2027657043"/>
       <w:bookmarkEnd w:id="32"/>
@@ -5246,24 +5204,24 @@
       <w:bookmarkEnd w:id="33"/>
       <w:bookmarkStart w:id="34" w:name="__RefHeading__524_1472570419"/>
       <w:bookmarkEnd w:id="34"/>
-      <w:bookmarkStart w:id="35" w:name="__RefHeading__789_315361085"/>
+      <w:bookmarkStart w:id="35" w:name="__RefHeading__611_833915931"/>
       <w:bookmarkEnd w:id="35"/>
-      <w:bookmarkStart w:id="36" w:name="__RefHeading__700_2065815146"/>
+      <w:bookmarkStart w:id="36" w:name="__RefHeading__22_428547937"/>
       <w:bookmarkEnd w:id="36"/>
       <w:bookmarkStart w:id="37" w:name="__RefHeading__129_1505863199"/>
       <w:bookmarkEnd w:id="37"/>
-      <w:bookmarkStart w:id="38" w:name="__RefHeading__611_833915931"/>
+      <w:bookmarkStart w:id="38" w:name="__RefHeading__46_455646302"/>
       <w:bookmarkEnd w:id="38"/>
-      <w:bookmarkStart w:id="39" w:name="__RefHeading__22_428547937"/>
+      <w:bookmarkStart w:id="39" w:name="__RefHeading__700_2065815146"/>
       <w:bookmarkEnd w:id="39"/>
-      <w:bookmarkStart w:id="40" w:name="__RefHeading__46_455646302"/>
+      <w:bookmarkStart w:id="40" w:name="__RefHeading__789_315361085"/>
       <w:bookmarkEnd w:id="40"/>
-      <w:bookmarkStart w:id="41" w:name="_Toc530058169"/>
-      <w:bookmarkStart w:id="42" w:name="_Toc1383"/>
-      <w:bookmarkStart w:id="43" w:name="_Toc8490"/>
-      <w:bookmarkStart w:id="44" w:name="_Toc7254"/>
-      <w:bookmarkStart w:id="45" w:name="_Toc2798"/>
-      <w:bookmarkStart w:id="46" w:name="_Toc530045816"/>
+      <w:bookmarkStart w:id="41" w:name="_Toc7254"/>
+      <w:bookmarkStart w:id="42" w:name="_Toc530058169"/>
+      <w:bookmarkStart w:id="43" w:name="_Toc1383"/>
+      <w:bookmarkStart w:id="44" w:name="_Toc2798"/>
+      <w:bookmarkStart w:id="45" w:name="_Toc530045816"/>
+      <w:bookmarkStart w:id="46" w:name="_Toc8490"/>
       <w:bookmarkStart w:id="47" w:name="_Toc26802"/>
     </w:p>
     <w:p>
@@ -5276,7 +5234,7 @@
           <w:rFonts w:ascii="宋体" w:hAnsi="宋体"/>
         </w:rPr>
       </w:pPr>
-      <w:bookmarkStart w:id="48" w:name="_Toc23130"/>
+      <w:bookmarkStart w:id="48" w:name="_Toc31309"/>
       <w:r>
         <w:rPr>
           <w:rFonts w:hint="eastAsia" w:ascii="宋体" w:hAnsi="宋体"/>
@@ -5441,11 +5399,6 @@
               </w:rPr>
               <w:t>An Iceberg-format table synchronized in real time with the source row-store table via CDC.</w:t>
             </w:r>
-            <w:r>
-              <w:rPr>
-                <w:rFonts w:hint="eastAsia" w:ascii="宋体" w:hAnsi="宋体"/>
-              </w:rPr>
-            </w:r>
           </w:p>
         </w:tc>
       </w:tr>
@@ -5503,17 +5456,6 @@
                 <w:rFonts w:hint="eastAsia" w:ascii="宋体" w:hAnsi="宋体"/>
               </w:rPr>
               <w:t>A mechanism in Postgres that ensures WAL changes are read in order.</w:t>
-            </w:r>
-            <w:r>
-              <w:rPr>
-                <w:rFonts w:hint="eastAsia" w:ascii="宋体" w:hAnsi="宋体"/>
-                <w:lang w:val="en-US" w:eastAsia="zh-CN"/>
-              </w:rPr>
-            </w:r>
-            <w:r>
-              <w:rPr>
-                <w:rFonts w:hint="eastAsia" w:ascii="宋体" w:hAnsi="宋体"/>
-              </w:rPr>
             </w:r>
           </w:p>
         </w:tc>
@@ -5598,42 +5540,42 @@
         <w:ind w:left="1751" w:hanging="1751" w:hangingChars="545"/>
         <w:jc w:val="left"/>
       </w:pPr>
-      <w:bookmarkStart w:id="49" w:name="__RefHeading__882_589872119"/>
+      <w:bookmarkStart w:id="49" w:name="__RefHeading__352_1596151704"/>
       <w:bookmarkEnd w:id="49"/>
       <w:bookmarkStart w:id="50" w:name="__RefHeading__702_2065815146"/>
       <w:bookmarkEnd w:id="50"/>
-      <w:bookmarkStart w:id="51" w:name="__RefHeading__526_1472570419"/>
+      <w:bookmarkStart w:id="51" w:name="__RefHeading__83_648620506"/>
       <w:bookmarkEnd w:id="51"/>
-      <w:bookmarkStart w:id="52" w:name="__RefHeading__439_1015124000"/>
+      <w:bookmarkStart w:id="52" w:name="__RefHeading__882_589872119"/>
       <w:bookmarkEnd w:id="52"/>
-      <w:bookmarkStart w:id="53" w:name="__RefHeading__791_315361085"/>
+      <w:bookmarkStart w:id="53" w:name="__RefHeading__439_1015124000"/>
       <w:bookmarkEnd w:id="53"/>
-      <w:bookmarkStart w:id="54" w:name="__RefHeading__131_1505863199"/>
+      <w:bookmarkStart w:id="54" w:name="__RefHeading__526_1472570419"/>
       <w:bookmarkEnd w:id="54"/>
-      <w:bookmarkStart w:id="55" w:name="__RefHeading__83_648620506"/>
+      <w:bookmarkStart w:id="55" w:name="__RefHeading__791_315361085"/>
       <w:bookmarkEnd w:id="55"/>
-      <w:bookmarkStart w:id="56" w:name="__RefHeading__266_2027657043"/>
+      <w:bookmarkStart w:id="56" w:name="__RefHeading__131_1505863199"/>
       <w:bookmarkEnd w:id="56"/>
-      <w:bookmarkStart w:id="57" w:name="__RefHeading__180_1633436539"/>
+      <w:bookmarkStart w:id="57" w:name="__RefHeading__266_2027657043"/>
       <w:bookmarkEnd w:id="57"/>
-      <w:bookmarkStart w:id="58" w:name="__RefHeading__352_1596151704"/>
+      <w:bookmarkStart w:id="58" w:name="__RefHeading__180_1633436539"/>
       <w:bookmarkEnd w:id="58"/>
-      <w:bookmarkStart w:id="59" w:name="__RefHeading__48_455646302"/>
+      <w:bookmarkStart w:id="59" w:name="__RefHeading__24_428547937"/>
       <w:bookmarkEnd w:id="59"/>
       <w:bookmarkStart w:id="60" w:name="__RefHeading__613_833915931"/>
       <w:bookmarkEnd w:id="60"/>
-      <w:bookmarkStart w:id="61" w:name="__RefHeading__24_428547937"/>
+      <w:bookmarkStart w:id="61" w:name="__RefHeading__48_455646302"/>
       <w:bookmarkEnd w:id="61"/>
       <w:bookmarkStart w:id="62" w:name="__RefHeading__12_1393976253"/>
       <w:bookmarkEnd w:id="62"/>
-      <w:bookmarkStart w:id="63" w:name="_Toc30901"/>
-      <w:bookmarkStart w:id="64" w:name="_Toc530045817"/>
-      <w:bookmarkStart w:id="65" w:name="_Toc8900"/>
-      <w:bookmarkStart w:id="66" w:name="_Toc6944"/>
-      <w:bookmarkStart w:id="67" w:name="_Toc21520"/>
-      <w:bookmarkStart w:id="68" w:name="_Toc530058170"/>
-      <w:bookmarkStart w:id="69" w:name="_Toc15628"/>
-      <w:bookmarkStart w:id="70" w:name="_Toc31692"/>
+      <w:bookmarkStart w:id="63" w:name="_Toc15628"/>
+      <w:bookmarkStart w:id="64" w:name="_Toc21520"/>
+      <w:bookmarkStart w:id="65" w:name="_Toc530045817"/>
+      <w:bookmarkStart w:id="66" w:name="_Toc530058170"/>
+      <w:bookmarkStart w:id="67" w:name="_Toc30901"/>
+      <w:bookmarkStart w:id="68" w:name="_Toc31692"/>
+      <w:bookmarkStart w:id="69" w:name="_Toc6944"/>
+      <w:bookmarkStart w:id="70" w:name="_Toc6075"/>
       <w:r>
         <w:rPr>
           <w:rFonts w:hint="eastAsia"/>
@@ -5671,9 +5613,9 @@
         </w:tblCellMar>
       </w:tblPr>
       <w:tblGrid>
-        <w:gridCol w:w="1511"/>
-        <w:gridCol w:w="4118"/>
-        <w:gridCol w:w="4118"/>
+        <w:gridCol w:w="1552"/>
+        <w:gridCol w:w="4097"/>
+        <w:gridCol w:w="4098"/>
       </w:tblGrid>
       <w:tr>
         <w:tblPrEx>
@@ -6268,40 +6210,40 @@
           <w:rFonts w:ascii="宋体" w:hAnsi="宋体"/>
         </w:rPr>
       </w:pPr>
-      <w:bookmarkStart w:id="71" w:name="__RefHeading__133_1505863199"/>
+      <w:bookmarkStart w:id="71" w:name="__RefHeading__182_1633436539"/>
       <w:bookmarkEnd w:id="71"/>
-      <w:bookmarkStart w:id="72" w:name="__RefHeading__354_1596151704"/>
+      <w:bookmarkStart w:id="72" w:name="__RefHeading__50_455646302"/>
       <w:bookmarkEnd w:id="72"/>
-      <w:bookmarkStart w:id="73" w:name="__RefHeading__85_648620506"/>
+      <w:bookmarkStart w:id="73" w:name="__RefHeading__793_315361085"/>
       <w:bookmarkEnd w:id="73"/>
-      <w:bookmarkStart w:id="74" w:name="__RefHeading__441_1015124000"/>
+      <w:bookmarkStart w:id="74" w:name="__RefHeading__26_428547937"/>
       <w:bookmarkEnd w:id="74"/>
-      <w:bookmarkStart w:id="75" w:name="__RefHeading__182_1633436539"/>
+      <w:bookmarkStart w:id="75" w:name="__RefHeading__268_2027657043"/>
       <w:bookmarkEnd w:id="75"/>
-      <w:bookmarkStart w:id="76" w:name="__RefHeading__50_455646302"/>
+      <w:bookmarkStart w:id="76" w:name="__RefHeading__354_1596151704"/>
       <w:bookmarkEnd w:id="76"/>
-      <w:bookmarkStart w:id="77" w:name="__RefHeading__268_2027657043"/>
+      <w:bookmarkStart w:id="77" w:name="__RefHeading__615_833915931"/>
       <w:bookmarkEnd w:id="77"/>
-      <w:bookmarkStart w:id="78" w:name="__RefHeading__615_833915931"/>
+      <w:bookmarkStart w:id="78" w:name="__RefHeading__441_1015124000"/>
       <w:bookmarkEnd w:id="78"/>
-      <w:bookmarkStart w:id="79" w:name="__RefHeading__793_315361085"/>
+      <w:bookmarkStart w:id="79" w:name="__RefHeading__133_1505863199"/>
       <w:bookmarkEnd w:id="79"/>
-      <w:bookmarkStart w:id="80" w:name="__RefHeading__26_428547937"/>
+      <w:bookmarkStart w:id="80" w:name="__RefHeading__528_1472570419"/>
       <w:bookmarkEnd w:id="80"/>
-      <w:bookmarkStart w:id="81" w:name="__RefHeading__528_1472570419"/>
+      <w:bookmarkStart w:id="81" w:name="__RefHeading__884_589872119"/>
       <w:bookmarkEnd w:id="81"/>
-      <w:bookmarkStart w:id="82" w:name="__RefHeading__884_589872119"/>
+      <w:bookmarkStart w:id="82" w:name="__RefHeading__704_2065815146"/>
       <w:bookmarkEnd w:id="82"/>
-      <w:bookmarkStart w:id="83" w:name="__RefHeading__704_2065815146"/>
+      <w:bookmarkStart w:id="83" w:name="__RefHeading__85_648620506"/>
       <w:bookmarkEnd w:id="83"/>
       <w:bookmarkStart w:id="84" w:name="_Toc5684"/>
       <w:bookmarkStart w:id="85" w:name="_Toc13959"/>
-      <w:bookmarkStart w:id="86" w:name="_Toc30856"/>
-      <w:bookmarkStart w:id="87" w:name="_Toc9045"/>
-      <w:bookmarkStart w:id="88" w:name="_Toc12118"/>
+      <w:bookmarkStart w:id="86" w:name="_Toc9045"/>
+      <w:bookmarkStart w:id="87" w:name="_Toc12118"/>
+      <w:bookmarkStart w:id="88" w:name="_Toc530045818"/>
       <w:bookmarkStart w:id="89" w:name="_Toc11512"/>
-      <w:bookmarkStart w:id="90" w:name="_Toc530045818"/>
-      <w:bookmarkStart w:id="91" w:name="_Toc530058171"/>
+      <w:bookmarkStart w:id="90" w:name="_Toc530058171"/>
+      <w:bookmarkStart w:id="91" w:name="_Toc30706"/>
       <w:r>
         <w:rPr>
           <w:rFonts w:hint="eastAsia" w:ascii="宋体" w:hAnsi="宋体"/>
@@ -6327,29 +6269,29 @@
           <w:rFonts w:ascii="宋体" w:hAnsi="宋体"/>
         </w:rPr>
       </w:pPr>
-      <w:bookmarkStart w:id="92" w:name="__RefHeading__184_1633436539"/>
+      <w:bookmarkStart w:id="92" w:name="__RefHeading__530_1472570419"/>
       <w:bookmarkEnd w:id="92"/>
-      <w:bookmarkStart w:id="93" w:name="__RefHeading__617_833915931"/>
+      <w:bookmarkStart w:id="93" w:name="__RefHeading__184_1633436539"/>
       <w:bookmarkEnd w:id="93"/>
-      <w:bookmarkStart w:id="94" w:name="__RefHeading__795_315361085"/>
+      <w:bookmarkStart w:id="94" w:name="__RefHeading__617_833915931"/>
       <w:bookmarkEnd w:id="94"/>
-      <w:bookmarkStart w:id="95" w:name="__RefHeading__356_1596151704"/>
+      <w:bookmarkStart w:id="95" w:name="__RefHeading__87_648620506"/>
       <w:bookmarkEnd w:id="95"/>
-      <w:bookmarkStart w:id="96" w:name="__RefHeading__706_2065815146"/>
+      <w:bookmarkStart w:id="96" w:name="__RefHeading__443_1015124000"/>
       <w:bookmarkEnd w:id="96"/>
-      <w:bookmarkStart w:id="97" w:name="__RefHeading__52_455646302"/>
+      <w:bookmarkStart w:id="97" w:name="__RefHeading__135_1505863199"/>
       <w:bookmarkEnd w:id="97"/>
-      <w:bookmarkStart w:id="98" w:name="__RefHeading__270_2027657043"/>
+      <w:bookmarkStart w:id="98" w:name="__RefHeading__356_1596151704"/>
       <w:bookmarkEnd w:id="98"/>
-      <w:bookmarkStart w:id="99" w:name="__RefHeading__886_589872119"/>
+      <w:bookmarkStart w:id="99" w:name="__RefHeading__795_315361085"/>
       <w:bookmarkEnd w:id="99"/>
-      <w:bookmarkStart w:id="100" w:name="__RefHeading__87_648620506"/>
+      <w:bookmarkStart w:id="100" w:name="__RefHeading__706_2065815146"/>
       <w:bookmarkEnd w:id="100"/>
-      <w:bookmarkStart w:id="101" w:name="__RefHeading__443_1015124000"/>
+      <w:bookmarkStart w:id="101" w:name="__RefHeading__52_455646302"/>
       <w:bookmarkEnd w:id="101"/>
-      <w:bookmarkStart w:id="102" w:name="__RefHeading__135_1505863199"/>
+      <w:bookmarkStart w:id="102" w:name="__RefHeading__270_2027657043"/>
       <w:bookmarkEnd w:id="102"/>
-      <w:bookmarkStart w:id="103" w:name="__RefHeading__530_1472570419"/>
+      <w:bookmarkStart w:id="103" w:name="__RefHeading__886_589872119"/>
       <w:bookmarkEnd w:id="103"/>
       <w:bookmarkStart w:id="104" w:name="_Toc530045819"/>
       <w:bookmarkStart w:id="105" w:name="_Toc530058172"/>
@@ -6358,7 +6300,7 @@
       <w:bookmarkStart w:id="108" w:name="_Toc7770"/>
       <w:bookmarkStart w:id="109" w:name="_Toc20735"/>
       <w:bookmarkStart w:id="110" w:name="_Toc13922"/>
-      <w:bookmarkStart w:id="111" w:name="_Toc30567"/>
+      <w:bookmarkStart w:id="111" w:name="_Toc18425"/>
       <w:r>
         <w:rPr>
           <w:rFonts w:hint="eastAsia" w:ascii="宋体" w:hAnsi="宋体"/>
@@ -6599,11 +6541,6 @@
               </w:rPr>
               <w:t>ivy_duckdb (read path); the full edition also requires the ivy_moonlink background process (write path)</w:t>
             </w:r>
-            <w:r>
-              <w:rPr>
-                <w:rFonts w:hint="eastAsia" w:ascii="宋体" w:hAnsi="宋体"/>
-              </w:rPr>
-            </w:r>
           </w:p>
         </w:tc>
       </w:tr>
@@ -6628,17 +6565,17 @@
           <w:rFonts w:ascii="宋体" w:hAnsi="宋体"/>
         </w:rPr>
       </w:pPr>
-      <w:bookmarkStart w:id="112" w:name="__RefHeading__532_1472570419"/>
+      <w:bookmarkStart w:id="112" w:name="__RefHeading__888_589872119"/>
       <w:bookmarkEnd w:id="112"/>
-      <w:bookmarkStart w:id="113" w:name="__RefHeading__186_1633436539"/>
+      <w:bookmarkStart w:id="113" w:name="__RefHeading__358_1596151704"/>
       <w:bookmarkEnd w:id="113"/>
-      <w:bookmarkStart w:id="114" w:name="__RefHeading__888_589872119"/>
+      <w:bookmarkStart w:id="114" w:name="__RefHeading__708_2065815146"/>
       <w:bookmarkEnd w:id="114"/>
-      <w:bookmarkStart w:id="115" w:name="__RefHeading__358_1596151704"/>
+      <w:bookmarkStart w:id="115" w:name="__RefHeading__186_1633436539"/>
       <w:bookmarkEnd w:id="115"/>
-      <w:bookmarkStart w:id="116" w:name="__RefHeading__708_2065815146"/>
+      <w:bookmarkStart w:id="116" w:name="__RefHeading__797_315361085"/>
       <w:bookmarkEnd w:id="116"/>
-      <w:bookmarkStart w:id="117" w:name="__RefHeading__797_315361085"/>
+      <w:bookmarkStart w:id="117" w:name="__RefHeading__532_1472570419"/>
       <w:bookmarkEnd w:id="117"/>
       <w:bookmarkStart w:id="118" w:name="__RefHeading__89_648620506"/>
       <w:bookmarkEnd w:id="118"/>
@@ -6652,14 +6589,14 @@
       <w:bookmarkEnd w:id="122"/>
       <w:bookmarkStart w:id="123" w:name="__RefHeading__619_833915931"/>
       <w:bookmarkEnd w:id="123"/>
-      <w:bookmarkStart w:id="124" w:name="_Toc4791"/>
+      <w:bookmarkStart w:id="124" w:name="_Toc17313"/>
       <w:bookmarkStart w:id="125" w:name="_Toc530045820"/>
       <w:bookmarkStart w:id="126" w:name="_Toc30508"/>
-      <w:bookmarkStart w:id="127" w:name="_Toc25371"/>
-      <w:bookmarkStart w:id="128" w:name="_Toc17313"/>
-      <w:bookmarkStart w:id="129" w:name="_Toc530058173"/>
+      <w:bookmarkStart w:id="127" w:name="_Toc530058173"/>
+      <w:bookmarkStart w:id="128" w:name="_Toc25371"/>
+      <w:bookmarkStart w:id="129" w:name="_Toc16607"/>
       <w:bookmarkStart w:id="130" w:name="_Toc25543"/>
-      <w:bookmarkStart w:id="131" w:name="_Toc16607"/>
+      <w:bookmarkStart w:id="131" w:name="_Toc30541"/>
       <w:r>
         <w:rPr>
           <w:rFonts w:hint="eastAsia" w:ascii="宋体" w:hAnsi="宋体"/>
@@ -6688,12 +6625,6 @@
         </w:rPr>
         <w:t>ivy_mooncake introduces no new client or new query language; you can connect with any standard Postgres client over the libpq protocol.</w:t>
       </w:r>
-      <w:r>
-        <w:rPr>
-          <w:rFonts w:hint="eastAsia"/>
-          <w:lang w:eastAsia="zh-CN"/>
-        </w:rPr>
-      </w:r>
     </w:p>
     <w:p>
       <w:pPr>
@@ -6711,8 +6642,8 @@
       </w:pPr>
       <w:bookmarkStart w:id="132" w:name="_Toc133668705"/>
       <w:bookmarkStart w:id="133" w:name="_Toc32149"/>
-      <w:bookmarkStart w:id="134" w:name="_Toc28590"/>
-      <w:bookmarkStart w:id="135" w:name="_Toc530058174"/>
+      <w:bookmarkStart w:id="134" w:name="_Toc530058174"/>
+      <w:bookmarkStart w:id="135" w:name="_Toc30412"/>
       <w:bookmarkStart w:id="136" w:name="_Ref476576494"/>
       <w:r>
         <w:rPr>
@@ -6739,7 +6670,7 @@
           <w:rFonts w:ascii="宋体" w:hAnsi="宋体"/>
         </w:rPr>
       </w:pPr>
-      <w:bookmarkStart w:id="137" w:name="_Toc10246"/>
+      <w:bookmarkStart w:id="137" w:name="_Toc19663"/>
       <w:bookmarkStart w:id="138" w:name="_Toc120420587"/>
       <w:r>
         <w:rPr>
@@ -6768,28 +6699,6 @@
           <w:lang w:val="en-US" w:eastAsia="zh-CN"/>
         </w:rPr>
         <w:t>ivy_mooncake offers two installation methods: the first is quick deployment based on Docker, and the second is building and installing from source.</w:t>
-      </w:r>
-      <w:r>
-        <w:rPr>
-          <w:rFonts w:hint="eastAsia"/>
-          <w:color w:val="auto"/>
-          <w:szCs w:val="24"/>
-        </w:rPr>
-      </w:r>
-      <w:r>
-        <w:rPr>
-          <w:rFonts w:hint="eastAsia"/>
-          <w:color w:val="auto"/>
-          <w:szCs w:val="24"/>
-          <w:lang w:val="en-US" w:eastAsia="zh-CN"/>
-        </w:rPr>
-      </w:r>
-      <w:r>
-        <w:rPr>
-          <w:rFonts w:hint="eastAsia"/>
-          <w:color w:val="auto"/>
-          <w:szCs w:val="24"/>
-        </w:rPr>
       </w:r>
     </w:p>
     <w:p>
@@ -6805,10 +6714,10 @@
           <w:rFonts w:ascii="宋体" w:hAnsi="宋体"/>
         </w:rPr>
       </w:pPr>
-      <w:bookmarkStart w:id="139" w:name="_Toc133668707"/>
-      <w:bookmarkStart w:id="140" w:name="_Toc23227"/>
-      <w:bookmarkStart w:id="141" w:name="_Toc530058176"/>
-      <w:bookmarkStart w:id="142" w:name="_Toc15735"/>
+      <w:bookmarkStart w:id="139" w:name="_Toc530058176"/>
+      <w:bookmarkStart w:id="140" w:name="_Toc133668707"/>
+      <w:bookmarkStart w:id="141" w:name="_Toc23227"/>
+      <w:bookmarkStart w:id="142" w:name="_Toc5748"/>
       <w:r>
         <w:rPr>
           <w:rFonts w:hint="eastAsia" w:ascii="宋体" w:hAnsi="宋体"/>
@@ -6819,12 +6728,6 @@
       <w:bookmarkEnd w:id="139"/>
       <w:bookmarkEnd w:id="140"/>
       <w:bookmarkEnd w:id="141"/>
-      <w:r>
-        <w:rPr>
-          <w:rFonts w:hint="eastAsia" w:ascii="宋体" w:hAnsi="宋体"/>
-          <w:lang w:val="en-US" w:eastAsia="zh-CN"/>
-        </w:rPr>
-      </w:r>
       <w:bookmarkEnd w:id="142"/>
     </w:p>
     <w:p>
@@ -6837,7 +6740,7 @@
           <w:rFonts w:ascii="宋体" w:hAnsi="宋体"/>
         </w:rPr>
       </w:pPr>
-      <w:bookmarkStart w:id="143" w:name="_Toc32043"/>
+      <w:bookmarkStart w:id="143" w:name="_Toc15081"/>
       <w:r>
         <w:rPr>
           <w:rFonts w:hint="eastAsia" w:ascii="宋体" w:hAnsi="宋体"/>
@@ -7035,8 +6938,6 @@
         </w:rPr>
         <w:t xml:space="preserve">  registry.highgo.com/mooncake/ivy_mooncake:0.1</w:t>
       </w:r>
-      <w:bookmarkStart w:id="178" w:name="_GoBack"/>
-      <w:bookmarkEnd w:id="178"/>
     </w:p>
     <w:p>
       <w:pPr>
@@ -7210,7 +7111,7 @@
           <w:rFonts w:ascii="宋体" w:hAnsi="宋体"/>
         </w:rPr>
       </w:pPr>
-      <w:bookmarkStart w:id="144" w:name="_Toc19367"/>
+      <w:bookmarkStart w:id="144" w:name="_Toc23564"/>
       <w:r>
         <w:rPr>
           <w:rFonts w:hint="eastAsia" w:ascii="宋体" w:hAnsi="宋体"/>
@@ -7648,9 +7549,9 @@
           <w:rFonts w:ascii="宋体" w:hAnsi="宋体"/>
         </w:rPr>
       </w:pPr>
-      <w:bookmarkStart w:id="145" w:name="_Toc22858"/>
-      <w:bookmarkStart w:id="146" w:name="_Toc530058177"/>
-      <w:bookmarkStart w:id="147" w:name="_Toc20056"/>
+      <w:bookmarkStart w:id="145" w:name="_Toc530058177"/>
+      <w:bookmarkStart w:id="146" w:name="_Toc22858"/>
+      <w:bookmarkStart w:id="147" w:name="_Toc21776"/>
       <w:r>
         <w:rPr>
           <w:rFonts w:hint="eastAsia" w:ascii="宋体" w:hAnsi="宋体"/>
@@ -7777,7 +7678,7 @@
           <w:rFonts w:ascii="宋体" w:hAnsi="宋体"/>
         </w:rPr>
       </w:pPr>
-      <w:bookmarkStart w:id="148" w:name="_Toc30472"/>
+      <w:bookmarkStart w:id="148" w:name="_Toc31983"/>
       <w:r>
         <w:rPr>
           <w:rFonts w:hint="eastAsia" w:ascii="宋体" w:hAnsi="宋体"/>
@@ -7797,7 +7698,7 @@
           <w:rFonts w:ascii="宋体" w:hAnsi="宋体"/>
         </w:rPr>
       </w:pPr>
-      <w:bookmarkStart w:id="149" w:name="_Toc14628"/>
+      <w:bookmarkStart w:id="149" w:name="_Toc5121"/>
       <w:r>
         <w:rPr>
           <w:rFonts w:hint="eastAsia" w:ascii="宋体" w:hAnsi="宋体"/>
@@ -7826,13 +7727,6 @@
         </w:rPr>
         <w:t xml:space="preserve"> -- 1. Extensions are installed</w:t>
       </w:r>
-      <w:r>
-        <w:rPr>
-          <w:rFonts w:hint="eastAsia"/>
-          <w:color w:val="auto"/>
-          <w:szCs w:val="24"/>
-        </w:rPr>
-      </w:r>
     </w:p>
     <w:p>
       <w:pPr>
@@ -8019,7 +7913,7 @@
           <w:rFonts w:ascii="宋体" w:hAnsi="宋体" w:cs="宋体"/>
         </w:rPr>
       </w:pPr>
-      <w:bookmarkStart w:id="150" w:name="_Toc4856"/>
+      <w:bookmarkStart w:id="150" w:name="_Toc3181"/>
       <w:r>
         <w:rPr>
           <w:rFonts w:hint="eastAsia" w:ascii="宋体" w:hAnsi="宋体"/>
@@ -8192,20 +8086,15 @@
         </w:rPr>
       </w:pPr>
       <w:bookmarkStart w:id="151" w:name="_Toc31925"/>
-      <w:bookmarkStart w:id="152" w:name="_Toc26358"/>
-      <w:bookmarkStart w:id="153" w:name="_Toc530058181"/>
-      <w:bookmarkStart w:id="154" w:name="_Toc133668708"/>
+      <w:bookmarkStart w:id="152" w:name="_Toc530058181"/>
+      <w:bookmarkStart w:id="153" w:name="_Toc133668708"/>
+      <w:bookmarkStart w:id="154" w:name="_Toc27950"/>
       <w:r>
         <w:rPr>
           <w:rFonts w:hint="eastAsia" w:ascii="宋体" w:hAnsi="宋体"/>
           <w:lang w:val="en-US" w:eastAsia="zh-CN"/>
         </w:rPr>
         <w:t>Functional Operations</w:t>
-      </w:r>
-      <w:r>
-        <w:rPr>
-          <w:rFonts w:hint="eastAsia" w:ascii="宋体" w:hAnsi="宋体"/>
-        </w:rPr>
       </w:r>
       <w:bookmarkEnd w:id="151"/>
       <w:bookmarkEnd w:id="152"/>
@@ -8223,7 +8112,7 @@
         </w:rPr>
       </w:pPr>
       <w:bookmarkStart w:id="155" w:name="_Toc530058182"/>
-      <w:bookmarkStart w:id="156" w:name="_Toc16577"/>
+      <w:bookmarkStart w:id="156" w:name="_Toc9231"/>
       <w:r>
         <w:rPr>
           <w:rFonts w:hint="eastAsia" w:ascii="宋体" w:hAnsi="宋体"/>
@@ -8232,12 +8121,6 @@
         <w:t>Creating a Columnstore Mirror Table</w:t>
       </w:r>
       <w:bookmarkEnd w:id="155"/>
-      <w:r>
-        <w:rPr>
-          <w:rFonts w:hint="eastAsia" w:ascii="宋体" w:hAnsi="宋体"/>
-          <w:lang w:val="en-US" w:eastAsia="zh-CN"/>
-        </w:rPr>
-      </w:r>
       <w:bookmarkEnd w:id="156"/>
     </w:p>
     <w:p>
@@ -8461,7 +8344,7 @@
           <w:rFonts w:ascii="宋体" w:hAnsi="宋体"/>
         </w:rPr>
       </w:pPr>
-      <w:bookmarkStart w:id="157" w:name="_Toc894"/>
+      <w:bookmarkStart w:id="157" w:name="_Toc3696"/>
       <w:r>
         <w:rPr>
           <w:rFonts w:hint="eastAsia" w:ascii="宋体" w:hAnsi="宋体"/>
@@ -8670,7 +8553,7 @@
           <w:rFonts w:ascii="宋体" w:hAnsi="宋体"/>
         </w:rPr>
       </w:pPr>
-      <w:bookmarkStart w:id="158" w:name="_Toc5785"/>
+      <w:bookmarkStart w:id="158" w:name="_Toc4848"/>
       <w:r>
         <w:rPr>
           <w:rFonts w:hint="eastAsia" w:ascii="宋体" w:hAnsi="宋体"/>
@@ -8693,7 +8576,7 @@
           <w:rFonts w:ascii="宋体" w:hAnsi="宋体"/>
         </w:rPr>
       </w:pPr>
-      <w:bookmarkStart w:id="159" w:name="_Toc10306"/>
+      <w:bookmarkStart w:id="159" w:name="_Toc10358"/>
       <w:r>
         <w:rPr>
           <w:rFonts w:hint="eastAsia" w:ascii="宋体" w:hAnsi="宋体"/>
@@ -8847,14 +8730,6 @@
         </w:rPr>
         <w:t>For example, to create a columnstore table from an existing row-store table:</w:t>
       </w:r>
-      <w:r>
-        <w:rPr>
-          <w:rFonts w:ascii="宋体" w:hAnsi="宋体" w:eastAsia="宋体" w:cs="宋体"/>
-          <w:sz w:val="24"/>
-          <w:szCs w:val="24"/>
-          <w:lang w:eastAsia="zh-CN"/>
-        </w:rPr>
-      </w:r>
     </w:p>
     <w:p>
       <w:pPr>
@@ -9058,40 +8933,6 @@
           <w:lang w:val="en-US" w:eastAsia="zh-CN" w:bidi="ar-SA"/>
         </w:rPr>
         <w:t>-- Transactional reads from row store (OLTP query)</w:t>
-        <w:br/>
-        <w:t>SELECT * FROM trades WHERE trade_id = 1001;</w:t>
-        <w:br/>
-        <w:br/>
-        <w:t xml:space="preserve">-- Analytical reads from columnstore (OLAP query)  </w:t>
-        <w:br/>
-        <w:t xml:space="preserve">SELECT </w:t>
-        <w:br/>
-        <w:t xml:space="preserve">    symbol,</w:t>
-        <w:br/>
-        <w:t xml:space="preserve">    SUM(quantity * price) as total_volume</w:t>
-        <w:br/>
-        <w:t>FROM trades_analytics  -- use the columnstore table</w:t>
-        <w:br/>
-        <w:t>WHERE trade_date &gt;= '2024-01-01'</w:t>
-        <w:br/>
-        <w:t>GROUP BY symbol;</w:t>
-      </w:r>
-      <w:r>
-        <w:rPr>
-          <w:rFonts w:hint="eastAsia" w:cs="Times New Roman"/>
-          <w:color w:val="auto"/>
-          <w:kern w:val="0"/>
-          <w:sz w:val="24"/>
-          <w:szCs w:val="24"/>
-          <w:lang w:val="en-US" w:eastAsia="zh-CN" w:bidi="ar-SA"/>
-        </w:rPr>
-      </w:r>
-      <w:r>
-        <w:rPr>
-          <w:rFonts w:ascii="宋体" w:hAnsi="宋体" w:eastAsia="宋体" w:cs="宋体"/>
-          <w:sz w:val="24"/>
-          <w:szCs w:val="24"/>
-        </w:rPr>
       </w:r>
       <w:r>
         <w:rPr>
@@ -9102,6 +8943,7 @@
           <w:szCs w:val="24"/>
           <w:lang w:val="en-US" w:eastAsia="zh-CN" w:bidi="ar-SA"/>
         </w:rPr>
+        <w:br w:type="textWrapping"/>
       </w:r>
       <w:r>
         <w:rPr>
@@ -9112,6 +8954,7 @@
           <w:szCs w:val="24"/>
           <w:lang w:val="en-US" w:eastAsia="zh-CN" w:bidi="ar-SA"/>
         </w:rPr>
+        <w:t>SELECT * FROM trades WHERE trade_id = 1001;</w:t>
       </w:r>
       <w:r>
         <w:rPr>
@@ -9122,6 +8965,7 @@
           <w:szCs w:val="24"/>
           <w:lang w:val="en-US" w:eastAsia="zh-CN" w:bidi="ar-SA"/>
         </w:rPr>
+        <w:br w:type="textWrapping"/>
       </w:r>
       <w:r>
         <w:rPr>
@@ -9132,6 +8976,7 @@
           <w:szCs w:val="24"/>
           <w:lang w:val="en-US" w:eastAsia="zh-CN" w:bidi="ar-SA"/>
         </w:rPr>
+        <w:br w:type="textWrapping"/>
       </w:r>
       <w:r>
         <w:rPr>
@@ -9142,13 +8987,7 @@
           <w:szCs w:val="24"/>
           <w:lang w:val="en-US" w:eastAsia="zh-CN" w:bidi="ar-SA"/>
         </w:rPr>
-      </w:r>
-      <w:r>
-        <w:rPr>
-          <w:rFonts w:ascii="宋体" w:hAnsi="宋体" w:eastAsia="宋体" w:cs="宋体"/>
-          <w:sz w:val="24"/>
-          <w:szCs w:val="24"/>
-        </w:rPr>
+        <w:t xml:space="preserve">-- Analytical reads from columnstore (OLAP query)  </w:t>
       </w:r>
       <w:r>
         <w:rPr>
@@ -9159,6 +8998,7 @@
           <w:szCs w:val="24"/>
           <w:lang w:val="en-US" w:eastAsia="zh-CN" w:bidi="ar-SA"/>
         </w:rPr>
+        <w:br w:type="textWrapping"/>
       </w:r>
       <w:r>
         <w:rPr>
@@ -9169,6 +9009,7 @@
           <w:szCs w:val="24"/>
           <w:lang w:val="en-US" w:eastAsia="zh-CN" w:bidi="ar-SA"/>
         </w:rPr>
+        <w:t xml:space="preserve">SELECT </w:t>
       </w:r>
       <w:r>
         <w:rPr>
@@ -9179,6 +9020,7 @@
           <w:szCs w:val="24"/>
           <w:lang w:val="en-US" w:eastAsia="zh-CN" w:bidi="ar-SA"/>
         </w:rPr>
+        <w:br w:type="textWrapping"/>
       </w:r>
       <w:r>
         <w:rPr>
@@ -9189,6 +9031,7 @@
           <w:szCs w:val="24"/>
           <w:lang w:val="en-US" w:eastAsia="zh-CN" w:bidi="ar-SA"/>
         </w:rPr>
+        <w:t xml:space="preserve">    symbol,</w:t>
       </w:r>
       <w:r>
         <w:rPr>
@@ -9199,6 +9042,7 @@
           <w:szCs w:val="24"/>
           <w:lang w:val="en-US" w:eastAsia="zh-CN" w:bidi="ar-SA"/>
         </w:rPr>
+        <w:br w:type="textWrapping"/>
       </w:r>
       <w:r>
         <w:rPr>
@@ -9209,6 +9053,7 @@
           <w:szCs w:val="24"/>
           <w:lang w:val="en-US" w:eastAsia="zh-CN" w:bidi="ar-SA"/>
         </w:rPr>
+        <w:t xml:space="preserve">    SUM(quantity * price) as total_volume</w:t>
       </w:r>
       <w:r>
         <w:rPr>
@@ -9219,6 +9064,7 @@
           <w:szCs w:val="24"/>
           <w:lang w:val="en-US" w:eastAsia="zh-CN" w:bidi="ar-SA"/>
         </w:rPr>
+        <w:br w:type="textWrapping"/>
       </w:r>
       <w:r>
         <w:rPr>
@@ -9229,6 +9075,7 @@
           <w:szCs w:val="24"/>
           <w:lang w:val="en-US" w:eastAsia="zh-CN" w:bidi="ar-SA"/>
         </w:rPr>
+        <w:t>FROM trades_analytics  -- use the columnstore table</w:t>
       </w:r>
       <w:r>
         <w:rPr>
@@ -9239,16 +9086,7 @@
           <w:szCs w:val="24"/>
           <w:lang w:val="en-US" w:eastAsia="zh-CN" w:bidi="ar-SA"/>
         </w:rPr>
-      </w:r>
-      <w:r>
-        <w:rPr>
-          <w:rFonts w:hint="eastAsia" w:cs="Times New Roman"/>
-          <w:color w:val="auto"/>
-          <w:kern w:val="0"/>
-          <w:sz w:val="24"/>
-          <w:szCs w:val="24"/>
-          <w:lang w:val="en-US" w:eastAsia="zh-CN" w:bidi="ar-SA"/>
-        </w:rPr>
+        <w:br w:type="textWrapping"/>
       </w:r>
       <w:r>
         <w:rPr>
@@ -9259,6 +9097,7 @@
           <w:szCs w:val="24"/>
           <w:lang w:val="en-US" w:eastAsia="zh-CN" w:bidi="ar-SA"/>
         </w:rPr>
+        <w:t>WHERE trade_date &gt;= '2024-01-01'</w:t>
       </w:r>
       <w:r>
         <w:rPr>
@@ -9269,6 +9108,7 @@
           <w:szCs w:val="24"/>
           <w:lang w:val="en-US" w:eastAsia="zh-CN" w:bidi="ar-SA"/>
         </w:rPr>
+        <w:br w:type="textWrapping"/>
       </w:r>
       <w:r>
         <w:rPr>
@@ -9279,8 +9119,14 @@
           <w:szCs w:val="24"/>
           <w:lang w:val="en-US" w:eastAsia="zh-CN" w:bidi="ar-SA"/>
         </w:rPr>
+        <w:t>GROUP BY symbol;</w:t>
       </w:r>
-      <w:r>
+    </w:p>
+    <w:p>
+      <w:pPr>
+        <w:pStyle w:val="1822"/>
+        <w:ind w:left="0" w:leftChars="0" w:firstLine="0" w:firstLineChars="0"/>
+        <w:jc w:val="left"/>
         <w:rPr>
           <w:rFonts w:hint="eastAsia" w:ascii="Times New Roman" w:hAnsi="Times New Roman" w:eastAsia="宋体" w:cs="Times New Roman"/>
           <w:color w:val="auto"/>
@@ -9289,7 +9135,7 @@
           <w:szCs w:val="24"/>
           <w:lang w:val="en-US" w:eastAsia="zh-CN" w:bidi="ar-SA"/>
         </w:rPr>
-      </w:r>
+      </w:pPr>
     </w:p>
     <w:p>
       <w:pPr>
@@ -9305,12 +9151,7 @@
           <w:lang w:val="en-US" w:eastAsia="zh-CN" w:bidi="ar-SA"/>
         </w:rPr>
       </w:pPr>
-    </w:p>
-    <w:p>
-      <w:pPr>
-        <w:pStyle w:val="1822"/>
-        <w:ind w:left="0" w:leftChars="0" w:firstLine="0" w:firstLineChars="0"/>
-        <w:jc w:val="left"/>
+      <w:r>
         <w:rPr>
           <w:rFonts w:hint="eastAsia" w:ascii="Times New Roman" w:hAnsi="Times New Roman" w:eastAsia="宋体" w:cs="Times New Roman"/>
           <w:color w:val="auto"/>
@@ -9319,8 +9160,14 @@
           <w:szCs w:val="24"/>
           <w:lang w:val="en-US" w:eastAsia="zh-CN" w:bidi="ar-SA"/>
         </w:rPr>
-      </w:pPr>
-      <w:r>
+        <w:t>The columnstore table always reads the latest records from the row-store table.</w:t>
+      </w:r>
+    </w:p>
+    <w:p>
+      <w:pPr>
+        <w:pStyle w:val="1822"/>
+        <w:ind w:left="0" w:leftChars="0" w:firstLine="0" w:firstLineChars="0"/>
+        <w:jc w:val="left"/>
         <w:rPr>
           <w:rFonts w:hint="eastAsia" w:ascii="Times New Roman" w:hAnsi="Times New Roman" w:eastAsia="宋体" w:cs="Times New Roman"/>
           <w:color w:val="auto"/>
@@ -9329,22 +9176,6 @@
           <w:szCs w:val="24"/>
           <w:lang w:val="en-US" w:eastAsia="zh-CN" w:bidi="ar-SA"/>
         </w:rPr>
-        <w:t>The columnstore table always reads the latest records from the row-store table.</w:t>
-      </w:r>
-    </w:p>
-    <w:p>
-      <w:pPr>
-        <w:pStyle w:val="1822"/>
-        <w:ind w:left="0" w:leftChars="0" w:firstLine="0" w:firstLineChars="0"/>
-        <w:jc w:val="left"/>
-        <w:rPr>
-          <w:rFonts w:hint="eastAsia" w:ascii="Times New Roman" w:hAnsi="Times New Roman" w:eastAsia="宋体" w:cs="Times New Roman"/>
-          <w:color w:val="auto"/>
-          <w:kern w:val="0"/>
-          <w:sz w:val="24"/>
-          <w:szCs w:val="24"/>
-          <w:lang w:val="en-US" w:eastAsia="zh-CN" w:bidi="ar-SA"/>
-        </w:rPr>
       </w:pPr>
     </w:p>
     <w:p>
@@ -9367,22 +9198,6 @@
           <w:lang w:eastAsia="zh-CN"/>
         </w:rPr>
         <w:t>Schema changes made to the row-store table are automatically propagated to the columnstore table, including:</w:t>
-      </w:r>
-      <w:r>
-        <w:rPr>
-          <w:rFonts w:hint="eastAsia" w:ascii="宋体" w:hAnsi="宋体" w:cs="宋体"/>
-          <w:sz w:val="24"/>
-          <w:szCs w:val="24"/>
-          <w:lang w:eastAsia="zh-CN"/>
-        </w:rPr>
-      </w:r>
-      <w:r>
-        <w:rPr>
-          <w:rFonts w:hint="eastAsia" w:ascii="宋体" w:hAnsi="宋体" w:cs="宋体"/>
-          <w:sz w:val="24"/>
-          <w:szCs w:val="24"/>
-          <w:lang w:val="en-US" w:eastAsia="zh-CN"/>
-        </w:rPr>
       </w:r>
     </w:p>
     <w:p>
@@ -9410,14 +9225,6 @@
         </w:rPr>
         <w:t>1) Adding columns — new columns are automatically added to the columnstore table</w:t>
       </w:r>
-      <w:r>
-        <w:rPr>
-          <w:rFonts w:ascii="宋体" w:hAnsi="宋体" w:eastAsia="宋体" w:cs="宋体"/>
-          <w:sz w:val="24"/>
-          <w:szCs w:val="24"/>
-          <w:lang w:eastAsia="zh-CN"/>
-        </w:rPr>
-      </w:r>
     </w:p>
     <w:p>
       <w:pPr>
@@ -9444,14 +9251,6 @@
         </w:rPr>
         <w:t>2) Dropping columns — columns are removed from the columnstore table</w:t>
       </w:r>
-      <w:r>
-        <w:rPr>
-          <w:rFonts w:ascii="宋体" w:hAnsi="宋体" w:eastAsia="宋体" w:cs="宋体"/>
-          <w:sz w:val="24"/>
-          <w:szCs w:val="24"/>
-          <w:lang w:eastAsia="zh-CN"/>
-        </w:rPr>
-      </w:r>
     </w:p>
     <w:p>
       <w:pPr>
@@ -9605,7 +9404,7 @@
           <w:rFonts w:ascii="宋体" w:hAnsi="宋体"/>
         </w:rPr>
       </w:pPr>
-      <w:bookmarkStart w:id="160" w:name="_Toc15245"/>
+      <w:bookmarkStart w:id="160" w:name="_Toc29949"/>
       <w:r>
         <w:rPr>
           <w:rFonts w:hint="eastAsia" w:ascii="宋体" w:hAnsi="宋体"/>
@@ -9636,14 +9435,6 @@
         </w:rPr>
         <w:t>ivy_mooncake translates Postgres queries into DuckDB syntax so they execute efficiently on columnstore tables.</w:t>
       </w:r>
-      <w:r>
-        <w:rPr>
-          <w:rFonts w:ascii="宋体" w:hAnsi="宋体" w:eastAsia="宋体" w:cs="宋体"/>
-          <w:sz w:val="24"/>
-          <w:szCs w:val="24"/>
-          <w:lang w:eastAsia="zh-CN"/>
-        </w:rPr>
-      </w:r>
     </w:p>
     <w:p>
       <w:pPr>
@@ -9655,7 +9446,7 @@
           <w:rFonts w:ascii="宋体" w:hAnsi="宋体"/>
         </w:rPr>
       </w:pPr>
-      <w:bookmarkStart w:id="161" w:name="_Toc27978"/>
+      <w:bookmarkStart w:id="161" w:name="_Toc17806"/>
       <w:r>
         <w:rPr>
           <w:rFonts w:hint="eastAsia" w:ascii="宋体" w:hAnsi="宋体"/>
@@ -9862,7 +9653,7 @@
           <w:lang w:val="en-US" w:eastAsia="zh-CN" w:bidi="ar-SA"/>
         </w:rPr>
       </w:pPr>
-      <w:bookmarkStart w:id="162" w:name="_Toc2027"/>
+      <w:bookmarkStart w:id="162" w:name="_Toc22809"/>
       <w:r>
         <w:rPr>
           <w:rFonts w:hint="eastAsia" w:ascii="宋体" w:hAnsi="宋体"/>
@@ -10070,7 +9861,7 @@
           <w:szCs w:val="24"/>
         </w:rPr>
       </w:pPr>
-      <w:bookmarkStart w:id="163" w:name="_Toc4203"/>
+      <w:bookmarkStart w:id="163" w:name="_Toc22448"/>
       <w:r>
         <w:rPr>
           <w:rFonts w:hint="eastAsia" w:ascii="宋体" w:hAnsi="宋体"/>
@@ -10294,7 +10085,7 @@
           <w:rFonts w:ascii="宋体" w:hAnsi="宋体"/>
         </w:rPr>
       </w:pPr>
-      <w:bookmarkStart w:id="164" w:name="_Toc30190"/>
+      <w:bookmarkStart w:id="164" w:name="_Toc5493"/>
       <w:r>
         <w:rPr>
           <w:rFonts w:hint="eastAsia" w:ascii="宋体" w:hAnsi="宋体"/>
@@ -10324,87 +10115,6 @@
         </w:rPr>
         <w:t>ivy_mooncake supports querying files in the data lake directly through IvorySQL/PostgreSQL without first loading them into Postgres, which is especially useful for serving large datasets to applications.</w:t>
       </w:r>
-      <w:r>
-        <w:rPr>
-          <w:rFonts w:ascii="宋体" w:hAnsi="宋体" w:eastAsia="宋体" w:cs="宋体"/>
-          <w:kern w:val="0"/>
-          <w:sz w:val="24"/>
-          <w:szCs w:val="24"/>
-          <w:lang w:val="en-US" w:eastAsia="zh-CN" w:bidi="ar-SA"/>
-        </w:rPr>
-      </w:r>
-      <w:r>
-        <w:rPr>
-          <w:rFonts w:hint="eastAsia" w:ascii="宋体" w:hAnsi="宋体" w:cs="宋体"/>
-          <w:kern w:val="0"/>
-          <w:sz w:val="24"/>
-          <w:szCs w:val="24"/>
-          <w:lang w:val="en-US" w:eastAsia="zh-CN" w:bidi="ar-SA"/>
-        </w:rPr>
-      </w:r>
-      <w:r>
-        <w:rPr>
-          <w:rFonts w:ascii="宋体" w:hAnsi="宋体" w:eastAsia="宋体" w:cs="宋体"/>
-          <w:kern w:val="0"/>
-          <w:sz w:val="24"/>
-          <w:szCs w:val="24"/>
-          <w:lang w:val="en-US" w:eastAsia="zh-CN" w:bidi="ar-SA"/>
-        </w:rPr>
-      </w:r>
-      <w:r>
-        <w:rPr>
-          <w:rFonts w:hint="eastAsia" w:ascii="宋体" w:hAnsi="宋体" w:cs="宋体"/>
-          <w:kern w:val="0"/>
-          <w:sz w:val="24"/>
-          <w:szCs w:val="24"/>
-          <w:lang w:val="en-US" w:eastAsia="zh-CN" w:bidi="ar-SA"/>
-        </w:rPr>
-      </w:r>
-      <w:r>
-        <w:rPr>
-          <w:rFonts w:ascii="宋体" w:hAnsi="宋体" w:eastAsia="宋体" w:cs="宋体"/>
-          <w:kern w:val="0"/>
-          <w:sz w:val="24"/>
-          <w:szCs w:val="24"/>
-          <w:lang w:val="en-US" w:eastAsia="zh-CN" w:bidi="ar-SA"/>
-        </w:rPr>
-      </w:r>
-      <w:r>
-        <w:rPr>
-          <w:rFonts w:hint="eastAsia" w:ascii="宋体" w:hAnsi="宋体" w:cs="宋体"/>
-          <w:kern w:val="0"/>
-          <w:sz w:val="24"/>
-          <w:szCs w:val="24"/>
-          <w:lang w:val="en-US" w:eastAsia="zh-CN" w:bidi="ar-SA"/>
-        </w:rPr>
-      </w:r>
-      <w:r>
-        <w:rPr>
-          <w:rFonts w:ascii="宋体" w:hAnsi="宋体" w:eastAsia="宋体" w:cs="宋体"/>
-          <w:kern w:val="0"/>
-          <w:sz w:val="24"/>
-          <w:szCs w:val="24"/>
-          <w:lang w:val="en-US" w:eastAsia="zh-CN" w:bidi="ar-SA"/>
-        </w:rPr>
-      </w:r>
-      <w:r>
-        <w:rPr>
-          <w:rFonts w:hint="eastAsia" w:ascii="宋体" w:hAnsi="宋体" w:cs="宋体"/>
-          <w:kern w:val="0"/>
-          <w:sz w:val="24"/>
-          <w:szCs w:val="24"/>
-          <w:lang w:val="en-US" w:eastAsia="zh-CN" w:bidi="ar-SA"/>
-        </w:rPr>
-      </w:r>
-      <w:r>
-        <w:rPr>
-          <w:rFonts w:ascii="宋体" w:hAnsi="宋体" w:eastAsia="宋体" w:cs="宋体"/>
-          <w:kern w:val="0"/>
-          <w:sz w:val="24"/>
-          <w:szCs w:val="24"/>
-          <w:lang w:val="en-US" w:eastAsia="zh-CN" w:bidi="ar-SA"/>
-        </w:rPr>
-      </w:r>
     </w:p>
     <w:p>
       <w:pPr>
@@ -10418,7 +10128,7 @@
           <w:szCs w:val="24"/>
         </w:rPr>
       </w:pPr>
-      <w:bookmarkStart w:id="165" w:name="_Toc28622"/>
+      <w:bookmarkStart w:id="165" w:name="_Toc16377"/>
       <w:r>
         <w:rPr>
           <w:rFonts w:hint="eastAsia" w:ascii="宋体" w:hAnsi="宋体"/>
@@ -10445,14 +10155,6 @@
           <w:lang w:val="en-US" w:eastAsia="zh-CN"/>
         </w:rPr>
         <w:t>ivy_mooncake supports the following file formats:</w:t>
-      </w:r>
-      <w:r>
-        <w:rPr>
-          <w:rFonts w:ascii="宋体" w:hAnsi="宋体" w:eastAsia="宋体" w:cs="宋体"/>
-          <w:sz w:val="24"/>
-          <w:szCs w:val="24"/>
-          <w:lang w:eastAsia="zh-CN"/>
-        </w:rPr>
       </w:r>
     </w:p>
     <w:p>
@@ -10601,7 +10303,7 @@
           <w:szCs w:val="24"/>
         </w:rPr>
       </w:pPr>
-      <w:bookmarkStart w:id="166" w:name="_Toc19625"/>
+      <w:bookmarkStart w:id="166" w:name="_Toc9121"/>
       <w:r>
         <w:rPr>
           <w:rFonts w:hint="eastAsia" w:ascii="宋体" w:hAnsi="宋体"/>
@@ -10852,7 +10554,7 @@
           <w:szCs w:val="24"/>
         </w:rPr>
       </w:pPr>
-      <w:bookmarkStart w:id="167" w:name="_Toc14738"/>
+      <w:bookmarkStart w:id="167" w:name="_Toc25343"/>
       <w:r>
         <w:rPr>
           <w:rFonts w:hint="eastAsia" w:ascii="宋体" w:hAnsi="宋体"/>
@@ -11176,7 +10878,7 @@
           <w:szCs w:val="24"/>
         </w:rPr>
       </w:pPr>
-      <w:bookmarkStart w:id="168" w:name="_Toc32660"/>
+      <w:bookmarkStart w:id="168" w:name="_Toc27162"/>
       <w:r>
         <w:rPr>
           <w:rFonts w:hint="eastAsia" w:ascii="宋体" w:hAnsi="宋体"/>
@@ -11336,7 +11038,7 @@
           <w:szCs w:val="24"/>
         </w:rPr>
       </w:pPr>
-      <w:bookmarkStart w:id="169" w:name="_Toc460"/>
+      <w:bookmarkStart w:id="169" w:name="_Toc14486"/>
       <w:r>
         <w:rPr>
           <w:rFonts w:hint="eastAsia" w:ascii="宋体" w:hAnsi="宋体"/>
@@ -11588,7 +11290,7 @@
           <w:szCs w:val="24"/>
         </w:rPr>
       </w:pPr>
-      <w:bookmarkStart w:id="170" w:name="_Toc20252"/>
+      <w:bookmarkStart w:id="170" w:name="_Toc18282"/>
       <w:r>
         <w:rPr>
           <w:rFonts w:hint="eastAsia" w:ascii="宋体" w:hAnsi="宋体"/>
@@ -11841,7 +11543,7 @@
         <w:pStyle w:val="4"/>
         <w:bidi w:val="0"/>
       </w:pPr>
-      <w:bookmarkStart w:id="171" w:name="_Toc14636"/>
+      <w:bookmarkStart w:id="171" w:name="_Toc31496"/>
       <w:r>
         <w:rPr>
           <w:lang w:eastAsia="zh-CN"/>
@@ -11867,38 +11569,6 @@
           <w:lang w:val="en-US" w:eastAsia="zh-CN"/>
         </w:rPr>
         <w:t>ivy_mooncake supports joining external files with PostgreSQL tables without loading the data in advance:</w:t>
-      </w:r>
-      <w:r>
-        <w:rPr>
-          <w:rFonts w:hint="eastAsia" w:ascii="宋体" w:hAnsi="宋体" w:cs="宋体"/>
-          <w:sz w:val="24"/>
-          <w:szCs w:val="24"/>
-          <w:lang w:val="en-US" w:eastAsia="zh-CN"/>
-        </w:rPr>
-      </w:r>
-      <w:r>
-        <w:rPr>
-          <w:rFonts w:hint="eastAsia" w:ascii="宋体" w:hAnsi="宋体" w:eastAsia="宋体" w:cs="宋体"/>
-          <w:sz w:val="24"/>
-          <w:szCs w:val="24"/>
-          <w:lang w:val="en-US" w:eastAsia="zh-CN"/>
-        </w:rPr>
-      </w:r>
-      <w:r>
-        <w:rPr>
-          <w:rFonts w:ascii="宋体" w:hAnsi="宋体" w:eastAsia="宋体" w:cs="宋体"/>
-          <w:sz w:val="24"/>
-          <w:szCs w:val="24"/>
-          <w:lang w:eastAsia="zh-CN"/>
-        </w:rPr>
-      </w:r>
-      <w:r>
-        <w:rPr>
-          <w:rFonts w:hint="eastAsia" w:ascii="宋体" w:hAnsi="宋体" w:cs="宋体"/>
-          <w:sz w:val="24"/>
-          <w:szCs w:val="24"/>
-          <w:lang w:val="en-US" w:eastAsia="zh-CN"/>
-        </w:rPr>
       </w:r>
     </w:p>
     <w:p>
@@ -12216,19 +11886,13 @@
         <w:pStyle w:val="4"/>
         <w:bidi w:val="0"/>
       </w:pPr>
+      <w:bookmarkStart w:id="172" w:name="_Toc4877"/>
       <w:r>
         <w:rPr>
           <w:rFonts w:hint="eastAsia"/>
           <w:lang w:val="en-US" w:eastAsia="zh-CN"/>
         </w:rPr>
         <w:t>External Table Performance Considerations</w:t>
-      </w:r>
-      <w:bookmarkStart w:id="172" w:name="_Toc23342"/>
-      <w:r>
-        <w:rPr>
-          <w:rFonts w:hint="eastAsia"/>
-          <w:lang w:val="en-US" w:eastAsia="zh-CN"/>
-        </w:rPr>
       </w:r>
       <w:bookmarkEnd w:id="172"/>
     </w:p>
@@ -12249,38 +11913,6 @@
           <w:lang w:eastAsia="zh-CN"/>
         </w:rPr>
         <w:t>Querying external files directly is convenient for ad-hoc analysis but has limited performance. For frequently accessed data or complex analytical workloads, it is recommended to load the data into ivy_mooncake columnstore tables to significantly improve performance:</w:t>
-      </w:r>
-      <w:r>
-        <w:rPr>
-          <w:rFonts w:hint="eastAsia" w:ascii="宋体" w:hAnsi="宋体" w:cs="宋体"/>
-          <w:sz w:val="24"/>
-          <w:szCs w:val="24"/>
-          <w:lang w:val="en-US" w:eastAsia="zh-CN"/>
-        </w:rPr>
-      </w:r>
-      <w:r>
-        <w:rPr>
-          <w:rFonts w:ascii="宋体" w:hAnsi="宋体" w:eastAsia="宋体" w:cs="宋体"/>
-          <w:sz w:val="24"/>
-          <w:szCs w:val="24"/>
-          <w:lang w:eastAsia="zh-CN"/>
-        </w:rPr>
-      </w:r>
-      <w:r>
-        <w:rPr>
-          <w:rFonts w:hint="eastAsia" w:ascii="宋体" w:hAnsi="宋体" w:cs="宋体"/>
-          <w:sz w:val="24"/>
-          <w:szCs w:val="24"/>
-          <w:lang w:val="en-US" w:eastAsia="zh-CN"/>
-        </w:rPr>
-      </w:r>
-      <w:r>
-        <w:rPr>
-          <w:rFonts w:ascii="宋体" w:hAnsi="宋体" w:eastAsia="宋体" w:cs="宋体"/>
-          <w:sz w:val="24"/>
-          <w:szCs w:val="24"/>
-          <w:lang w:eastAsia="zh-CN"/>
-        </w:rPr>
       </w:r>
     </w:p>
     <w:p>
@@ -12446,7 +12078,7 @@
           <w:rFonts w:ascii="宋体" w:hAnsi="宋体"/>
         </w:rPr>
       </w:pPr>
-      <w:bookmarkStart w:id="173" w:name="_Toc4616"/>
+      <w:bookmarkStart w:id="173" w:name="_Toc30930"/>
       <w:r>
         <w:rPr>
           <w:rFonts w:hint="eastAsia" w:ascii="宋体" w:hAnsi="宋体"/>
@@ -12466,14 +12098,6 @@
         </w:rPr>
         <w:t>ivy_mooncake writes Iceberg tables to the local file system or cloud storage, making it compatible with the Apache Iceberg table-format ecosystem.</w:t>
       </w:r>
-      <w:r>
-        <w:rPr>
-          <w:rFonts w:ascii="宋体" w:hAnsi="宋体" w:eastAsia="宋体" w:cs="宋体"/>
-          <w:sz w:val="24"/>
-          <w:szCs w:val="24"/>
-          <w:lang w:eastAsia="zh-CN"/>
-        </w:rPr>
-      </w:r>
     </w:p>
     <w:p>
       <w:pPr>
@@ -12492,19 +12116,13 @@
         <w:pStyle w:val="4"/>
         <w:bidi w:val="0"/>
       </w:pPr>
+      <w:bookmarkStart w:id="174" w:name="_Toc10936"/>
       <w:r>
         <w:rPr>
           <w:rFonts w:hint="eastAsia"/>
           <w:lang w:val="en-US" w:eastAsia="zh-CN"/>
         </w:rPr>
         <w:t>Iceberg Table Metadata</w:t>
-      </w:r>
-      <w:bookmarkStart w:id="174" w:name="_Toc7823"/>
-      <w:r>
-        <w:rPr>
-          <w:rFonts w:hint="eastAsia"/>
-          <w:lang w:val="en-US" w:eastAsia="zh-CN"/>
-        </w:rPr>
       </w:r>
       <w:bookmarkEnd w:id="174"/>
     </w:p>
@@ -12585,7 +12203,7 @@
           <w:rFonts w:ascii="宋体" w:hAnsi="宋体"/>
         </w:rPr>
       </w:pPr>
-      <w:bookmarkStart w:id="175" w:name="_Toc3752"/>
+      <w:bookmarkStart w:id="175" w:name="_Toc25942"/>
       <w:r>
         <w:rPr>
           <w:rFonts w:hint="eastAsia" w:ascii="宋体" w:hAnsi="宋体"/>
@@ -12605,7 +12223,7 @@
         <w:ind w:left="1259" w:hanging="1259" w:hangingChars="392"/>
         <w:jc w:val="left"/>
       </w:pPr>
-      <w:bookmarkStart w:id="176" w:name="_Toc17024"/>
+      <w:bookmarkStart w:id="176" w:name="_Toc5821"/>
       <w:r>
         <w:rPr>
           <w:rFonts w:hint="eastAsia" w:ascii="宋体" w:hAnsi="宋体"/>
@@ -12633,21 +12251,28 @@
         </w:rPr>
         <w:t>ivy_mooncake provides a simple way to accelerate slow analytical queries running on Postgres tables:</w:t>
       </w:r>
-      <w:r>
+    </w:p>
+    <w:p>
+      <w:pPr>
+        <w:numPr>
+          <w:ilvl w:val="0"/>
+          <w:numId w:val="92"/>
+        </w:numPr>
         <w:rPr>
           <w:rFonts w:ascii="宋体" w:hAnsi="宋体" w:eastAsia="宋体" w:cs="宋体"/>
           <w:sz w:val="24"/>
           <w:szCs w:val="24"/>
           <w:lang w:eastAsia="zh-CN"/>
         </w:rPr>
-      </w:r>
+      </w:pPr>
       <w:r>
         <w:rPr>
-          <w:rFonts w:hint="eastAsia" w:ascii="宋体" w:hAnsi="宋体" w:cs="宋体"/>
+          <w:rFonts w:ascii="宋体" w:hAnsi="宋体" w:eastAsia="宋体" w:cs="宋体"/>
           <w:sz w:val="24"/>
           <w:szCs w:val="24"/>
           <w:lang w:eastAsia="zh-CN"/>
         </w:rPr>
+        <w:t>Keep the application / write path unchanged.</w:t>
       </w:r>
     </w:p>
     <w:p>
@@ -12657,20 +12282,20 @@
           <w:numId w:val="92"/>
         </w:numPr>
         <w:rPr>
+          <w:rFonts w:hint="default" w:ascii="宋体" w:hAnsi="宋体" w:eastAsia="宋体" w:cs="宋体"/>
+          <w:sz w:val="24"/>
+          <w:szCs w:val="24"/>
+          <w:lang w:val="en-US" w:eastAsia="zh-CN"/>
+        </w:rPr>
+      </w:pPr>
+      <w:r>
+        <w:rPr>
           <w:rFonts w:ascii="宋体" w:hAnsi="宋体" w:eastAsia="宋体" w:cs="宋体"/>
           <w:sz w:val="24"/>
           <w:szCs w:val="24"/>
           <w:lang w:eastAsia="zh-CN"/>
         </w:rPr>
-      </w:pPr>
-      <w:r>
-        <w:rPr>
-          <w:rFonts w:ascii="宋体" w:hAnsi="宋体" w:eastAsia="宋体" w:cs="宋体"/>
-          <w:sz w:val="24"/>
-          <w:szCs w:val="24"/>
-          <w:lang w:eastAsia="zh-CN"/>
-        </w:rPr>
-        <w:t>Keep the application / write path unchanged.</w:t>
+        <w:t>Simply route analytical reads to the columnstore mirror.</w:t>
       </w:r>
     </w:p>
     <w:p>
@@ -12688,43 +12313,12 @@
       </w:pPr>
       <w:r>
         <w:rPr>
-          <w:rFonts w:ascii="宋体" w:hAnsi="宋体" w:eastAsia="宋体" w:cs="宋体"/>
-          <w:sz w:val="24"/>
-          <w:szCs w:val="24"/>
-          <w:lang w:eastAsia="zh-CN"/>
-        </w:rPr>
-        <w:t>Simply route analytical reads to the columnstore mirror.</w:t>
-      </w:r>
-    </w:p>
-    <w:p>
-      <w:pPr>
-        <w:numPr>
-          <w:ilvl w:val="0"/>
-          <w:numId w:val="92"/>
-        </w:numPr>
-        <w:rPr>
-          <w:rFonts w:hint="default" w:ascii="宋体" w:hAnsi="宋体" w:eastAsia="宋体" w:cs="宋体"/>
-          <w:sz w:val="24"/>
-          <w:szCs w:val="24"/>
-          <w:lang w:val="en-US" w:eastAsia="zh-CN"/>
-        </w:rPr>
-      </w:pPr>
-      <w:r>
-        <w:rPr>
           <w:rFonts w:hint="eastAsia" w:ascii="宋体" w:hAnsi="宋体" w:cs="宋体"/>
           <w:sz w:val="24"/>
           <w:szCs w:val="24"/>
           <w:lang w:val="en-US" w:eastAsia="zh-CN"/>
         </w:rPr>
         <w:t>In most cases, read queries stay unchanged.</w:t>
-      </w:r>
-      <w:r>
-        <w:rPr>
-          <w:rFonts w:ascii="宋体" w:hAnsi="宋体" w:eastAsia="宋体" w:cs="宋体"/>
-          <w:sz w:val="24"/>
-          <w:szCs w:val="24"/>
-          <w:lang w:eastAsia="zh-CN"/>
-        </w:rPr>
       </w:r>
     </w:p>
     <w:p>
@@ -12792,22 +12386,6 @@
         </w:rPr>
         <w:t>Schema-change support — adding and dropping columns are automatically synchronized to the analytics table.</w:t>
       </w:r>
-      <w:r>
-        <w:rPr>
-          <w:rFonts w:hint="eastAsia" w:ascii="宋体" w:hAnsi="宋体" w:cs="宋体"/>
-          <w:sz w:val="24"/>
-          <w:szCs w:val="24"/>
-          <w:lang w:val="en-US" w:eastAsia="zh-CN"/>
-        </w:rPr>
-      </w:r>
-      <w:r>
-        <w:rPr>
-          <w:rFonts w:ascii="宋体" w:hAnsi="宋体" w:eastAsia="宋体" w:cs="宋体"/>
-          <w:sz w:val="24"/>
-          <w:szCs w:val="24"/>
-          <w:lang w:eastAsia="zh-CN"/>
-        </w:rPr>
-      </w:r>
     </w:p>
     <w:p>
       <w:pPr>
@@ -12832,22 +12410,6 @@
           <w:lang w:eastAsia="zh-CN"/>
         </w:rPr>
         <w:t>Zero ETL — no Debezium+Kafka stack required; it leverages Postgres logical replication.</w:t>
-      </w:r>
-      <w:r>
-        <w:rPr>
-          <w:rFonts w:hint="eastAsia" w:ascii="宋体" w:hAnsi="宋体" w:cs="宋体"/>
-          <w:sz w:val="24"/>
-          <w:szCs w:val="24"/>
-          <w:lang w:eastAsia="zh-CN"/>
-        </w:rPr>
-      </w:r>
-      <w:r>
-        <w:rPr>
-          <w:rFonts w:ascii="宋体" w:hAnsi="宋体" w:eastAsia="宋体" w:cs="宋体"/>
-          <w:sz w:val="24"/>
-          <w:szCs w:val="24"/>
-          <w:lang w:eastAsia="zh-CN"/>
-        </w:rPr>
       </w:r>
     </w:p>
     <w:p>
@@ -13336,7 +12898,7 @@
         <w:ind w:left="1259" w:hanging="1259" w:hangingChars="392"/>
         <w:jc w:val="left"/>
       </w:pPr>
-      <w:bookmarkStart w:id="177" w:name="_Toc2820"/>
+      <w:bookmarkStart w:id="177" w:name="_Toc10286"/>
       <w:r>
         <w:rPr>
           <w:rFonts w:hint="eastAsia"/>
@@ -13356,6 +12918,16 @@
         </w:rPr>
         <w:t>Traditionally, managing and writing lakehouse data requires specialized data-engineering tools such as Spark, EMR, Kafka, and Flink.</w:t>
       </w:r>
+    </w:p>
+    <w:p>
+      <w:pPr>
+        <w:rPr>
+          <w:rFonts w:ascii="宋体" w:hAnsi="宋体" w:eastAsia="宋体" w:cs="宋体"/>
+          <w:sz w:val="24"/>
+          <w:szCs w:val="24"/>
+          <w:lang w:eastAsia="zh-CN"/>
+        </w:rPr>
+      </w:pPr>
       <w:r>
         <w:rPr>
           <w:rFonts w:hint="eastAsia" w:ascii="宋体" w:hAnsi="宋体" w:cs="宋体"/>
@@ -13363,57 +12935,7 @@
           <w:szCs w:val="24"/>
           <w:lang w:val="en-US" w:eastAsia="zh-CN"/>
         </w:rPr>
-      </w:r>
-      <w:r>
-        <w:rPr>
-          <w:rFonts w:ascii="宋体" w:hAnsi="宋体" w:eastAsia="宋体" w:cs="宋体"/>
-          <w:sz w:val="24"/>
-          <w:szCs w:val="24"/>
-          <w:lang w:eastAsia="zh-CN"/>
-        </w:rPr>
-      </w:r>
-    </w:p>
-    <w:p>
-      <w:pPr>
-        <w:rPr>
-          <w:rFonts w:ascii="宋体" w:hAnsi="宋体" w:eastAsia="宋体" w:cs="宋体"/>
-          <w:sz w:val="24"/>
-          <w:szCs w:val="24"/>
-          <w:lang w:eastAsia="zh-CN"/>
-        </w:rPr>
-      </w:pPr>
-      <w:r>
-        <w:rPr>
-          <w:rFonts w:hint="eastAsia" w:ascii="宋体" w:hAnsi="宋体" w:cs="宋体"/>
-          <w:sz w:val="24"/>
-          <w:szCs w:val="24"/>
-          <w:lang w:val="en-US" w:eastAsia="zh-CN"/>
-        </w:rPr>
         <w:t>ivy_mooncake simplifies this process: you can build and manage a data lake using only IvorySQL/PostgreSQL.</w:t>
-      </w:r>
-      <w:r>
-        <w:rPr>
-          <w:rFonts w:ascii="宋体" w:hAnsi="宋体" w:eastAsia="宋体" w:cs="宋体"/>
-          <w:sz w:val="24"/>
-          <w:szCs w:val="24"/>
-          <w:lang w:eastAsia="zh-CN"/>
-        </w:rPr>
-      </w:r>
-      <w:r>
-        <w:rPr>
-          <w:rFonts w:hint="eastAsia" w:ascii="宋体" w:hAnsi="宋体" w:cs="宋体"/>
-          <w:sz w:val="24"/>
-          <w:szCs w:val="24"/>
-          <w:lang w:val="en-US" w:eastAsia="zh-CN"/>
-        </w:rPr>
-      </w:r>
-      <w:r>
-        <w:rPr>
-          <w:rFonts w:ascii="宋体" w:hAnsi="宋体" w:eastAsia="宋体" w:cs="宋体"/>
-          <w:sz w:val="24"/>
-          <w:szCs w:val="24"/>
-          <w:lang w:eastAsia="zh-CN"/>
-        </w:rPr>
       </w:r>
     </w:p>
     <w:p>
@@ -24226,7 +23748,7 @@
     <w:lsdException w:uiPriority="99" w:name="envelope address"/>
     <w:lsdException w:uiPriority="99" w:name="envelope return"/>
     <w:lsdException w:qFormat="1" w:uiPriority="99" w:semiHidden="0" w:name="footnote reference"/>
-    <w:lsdException w:uiPriority="0" w:semiHidden="0" w:name="annotation reference"/>
+    <w:lsdException w:qFormat="1" w:uiPriority="0" w:semiHidden="0" w:name="annotation reference"/>
     <w:lsdException w:uiPriority="99" w:name="line number"/>
     <w:lsdException w:qFormat="1" w:unhideWhenUsed="0" w:uiPriority="0" w:semiHidden="0" w:name="page number"/>
     <w:lsdException w:qFormat="1" w:unhideWhenUsed="0" w:uiPriority="0" w:semiHidden="0" w:name="endnote reference"/>
@@ -24282,7 +23804,7 @@
     <w:lsdException w:qFormat="1" w:uiPriority="0" w:semiHidden="0" w:name="Normal (Web)"/>
     <w:lsdException w:qFormat="1" w:unhideWhenUsed="0" w:uiPriority="0" w:semiHidden="0" w:name="HTML Acronym"/>
     <w:lsdException w:qFormat="1" w:unhideWhenUsed="0" w:uiPriority="0" w:semiHidden="0" w:name="HTML Address"/>
-    <w:lsdException w:unhideWhenUsed="0" w:uiPriority="0" w:semiHidden="0" w:name="HTML Cite"/>
+    <w:lsdException w:qFormat="1" w:unhideWhenUsed="0" w:uiPriority="0" w:semiHidden="0" w:name="HTML Cite"/>
     <w:lsdException w:qFormat="1" w:unhideWhenUsed="0" w:uiPriority="0" w:semiHidden="0" w:name="HTML Code"/>
     <w:lsdException w:qFormat="1" w:unhideWhenUsed="0" w:uiPriority="0" w:semiHidden="0" w:name="HTML Definition"/>
     <w:lsdException w:qFormat="1" w:unhideWhenUsed="0" w:uiPriority="0" w:semiHidden="0" w:name="HTML Keyboard"/>
@@ -26629,6 +26151,7 @@
   <w:style w:type="character" w:styleId="98">
     <w:name w:val="annotation reference"/>
     <w:unhideWhenUsed/>
+    <w:qFormat/>
     <w:uiPriority w:val="0"/>
     <w:rPr>
       <w:sz w:val="21"/>
@@ -26637,6 +26160,7 @@
   </w:style>
   <w:style w:type="character" w:styleId="99">
     <w:name w:val="HTML Cite"/>
+    <w:qFormat/>
     <w:uiPriority w:val="0"/>
     <w:rPr>
       <w:i/>
@@ -26898,6 +26422,7 @@
   <w:style w:type="character" w:customStyle="1" w:styleId="121">
     <w:name w:val="GEDI正文(无编号) Char"/>
     <w:link w:val="122"/>
+    <w:qFormat/>
     <w:uiPriority w:val="0"/>
     <w:rPr>
       <w:rFonts w:hAnsi="宋体"/>
@@ -26953,6 +26478,7 @@
     <w:name w:val="批注主题 字符"/>
     <w:basedOn w:val="125"/>
     <w:link w:val="75"/>
+    <w:qFormat/>
     <w:uiPriority w:val="99"/>
     <w:rPr>
       <w:rFonts w:ascii="Calibri" w:hAnsi="Calibri" w:eastAsia="宋体" w:cs="Times New Roman"/>
@@ -26964,6 +26490,7 @@
     <w:name w:val="批注框文本 字符"/>
     <w:basedOn w:val="86"/>
     <w:link w:val="49"/>
+    <w:qFormat/>
     <w:uiPriority w:val="99"/>
     <w:rPr>
       <w:rFonts w:ascii="Calibri" w:hAnsi="Calibri" w:eastAsia="宋体" w:cs="Times New Roman"/>
@@ -26974,6 +26501,7 @@
   <w:style w:type="character" w:customStyle="1" w:styleId="128">
     <w:name w:val="列出段落 Char"/>
     <w:link w:val="120"/>
+    <w:qFormat/>
     <w:locked/>
     <w:uiPriority w:val="34"/>
     <w:rPr>
@@ -26984,6 +26512,7 @@
     <w:name w:val="Revision"/>
     <w:hidden/>
     <w:semiHidden/>
+    <w:qFormat/>
     <w:uiPriority w:val="99"/>
     <w:rPr>
       <w:rFonts w:ascii="Calibri" w:hAnsi="Calibri" w:eastAsia="宋体" w:cs="Times New Roman"/>
@@ -27053,6 +26582,7 @@
   </w:style>
   <w:style w:type="character" w:customStyle="1" w:styleId="134">
     <w:name w:val="正文文本 Char3"/>
+    <w:qFormat/>
     <w:uiPriority w:val="0"/>
     <w:rPr>
       <w:rFonts w:ascii="Book Antiqua" w:hAnsi="Book Antiqua" w:eastAsia="宋体" w:cs="Times New Roman"/>
@@ -27064,6 +26594,7 @@
   <w:style w:type="paragraph" w:customStyle="1" w:styleId="135">
     <w:name w:val="需求书2"/>
     <w:basedOn w:val="1"/>
+    <w:qFormat/>
     <w:uiPriority w:val="0"/>
     <w:pPr>
       <w:spacing w:line="300" w:lineRule="auto"/>
@@ -27101,12 +26632,14 @@
   </w:style>
   <w:style w:type="character" w:customStyle="1" w:styleId="137">
     <w:name w:val="页脚 字符"/>
+    <w:qFormat/>
     <w:uiPriority w:val="99"/>
   </w:style>
   <w:style w:type="character" w:customStyle="1" w:styleId="138">
     <w:name w:val="日期 字符1"/>
     <w:basedOn w:val="86"/>
     <w:link w:val="46"/>
+    <w:qFormat/>
     <w:uiPriority w:val="99"/>
     <w:rPr>
       <w:rFonts w:ascii="Calibri" w:hAnsi="Calibri" w:eastAsia="宋体" w:cs="Times New Roman"/>
@@ -27116,6 +26649,7 @@
   <w:style w:type="character" w:customStyle="1" w:styleId="139">
     <w:name w:val="日期 字符"/>
     <w:semiHidden/>
+    <w:qFormat/>
     <w:uiPriority w:val="99"/>
     <w:rPr>
       <w:kern w:val="2"/>
@@ -27127,6 +26661,7 @@
     <w:name w:val="标题 字符1"/>
     <w:basedOn w:val="86"/>
     <w:link w:val="74"/>
+    <w:qFormat/>
     <w:uiPriority w:val="10"/>
     <w:rPr>
       <w:rFonts w:ascii="Cambria" w:hAnsi="Cambria" w:eastAsia="宋体" w:cs="Times New Roman"/>
@@ -27138,6 +26673,7 @@
   </w:style>
   <w:style w:type="character" w:customStyle="1" w:styleId="141">
     <w:name w:val="标题 字符"/>
+    <w:qFormat/>
     <w:uiPriority w:val="10"/>
     <w:rPr>
       <w:rFonts w:ascii="等线 Light" w:hAnsi="等线 Light" w:cs="Times New Roman"/>
@@ -27156,6 +26692,7 @@
   <w:style w:type="character" w:customStyle="1" w:styleId="143">
     <w:name w:val="我的正文1111 Char"/>
     <w:link w:val="144"/>
+    <w:qFormat/>
     <w:locked/>
     <w:uiPriority w:val="0"/>
     <w:rPr>
@@ -27197,6 +26734,7 @@
   <w:style w:type="character" w:customStyle="1" w:styleId="146">
     <w:name w:val="文档结构图 字符"/>
     <w:semiHidden/>
+    <w:qFormat/>
     <w:uiPriority w:val="99"/>
     <w:rPr>
       <w:rFonts w:ascii="Microsoft YaHei UI" w:eastAsia="Microsoft YaHei UI"/>
@@ -27208,6 +26746,7 @@
   <w:style w:type="paragraph" w:customStyle="1" w:styleId="147">
     <w:name w:val="样式 标题 3 +"/>
     <w:basedOn w:val="4"/>
+    <w:qFormat/>
     <w:uiPriority w:val="0"/>
     <w:pPr>
       <w:numPr>
@@ -27252,6 +26791,7 @@
   </w:style>
   <w:style w:type="paragraph" w:customStyle="1" w:styleId="149">
     <w:name w:val="Default"/>
+    <w:qFormat/>
     <w:uiPriority w:val="0"/>
     <w:pPr>
       <w:widowControl w:val="0"/>
@@ -27296,11 +26836,13 @@
   </w:style>
   <w:style w:type="character" w:customStyle="1" w:styleId="152">
     <w:name w:val="pull-left"/>
+    <w:qFormat/>
     <w:uiPriority w:val="0"/>
   </w:style>
   <w:style w:type="character" w:customStyle="1" w:styleId="153">
     <w:name w:val="样式4 Char"/>
     <w:link w:val="154"/>
+    <w:qFormat/>
     <w:uiPriority w:val="0"/>
     <w:rPr>
       <w:rFonts w:ascii="仿宋_GB2312" w:eastAsia="仿宋_GB2312"/>
@@ -29370,6 +28912,7 @@
     <w:name w:val="正文+缩进"/>
     <w:basedOn w:val="1"/>
     <w:link w:val="298"/>
+    <w:qFormat/>
     <w:uiPriority w:val="0"/>
     <w:pPr>
       <w:tabs>
@@ -29949,6 +29492,7 @@
   <w:style w:type="paragraph" w:customStyle="1" w:styleId="333">
     <w:name w:val="font17"/>
     <w:basedOn w:val="1"/>
+    <w:qFormat/>
     <w:uiPriority w:val="0"/>
     <w:pPr>
       <w:widowControl/>
